--- a/video-film-editing/output/07 3.4b Soalan Penilaian Pengetahuan/Core Abilities L1-L3 (format JPK)/SOALAN-CA-04 Z-009-1-2015 CA04 SOALAN PENILAIAN SAFETY HEALTH AND ENVIRONMENT AWARENESS (IT-072).docx
+++ b/video-film-editing/output/07 3.4b Soalan Penilaian Pengetahuan/Core Abilities L1-L3 (format JPK)/SOALAN-CA-04 Z-009-1-2015 CA04 SOALAN PENILAIAN SAFETY HEALTH AND ENVIRONMENT AWARENESS (IT-072).docx
@@ -1222,7 +1222,7 @@
           <w:between w:space="0" w:sz="0" w:val="nil"/>
         </w:pBdr>
         <w:shd w:fill="auto" w:val="clear"/>
-        <w:spacing w:after="0" w:before="0" w:line="240" w:lineRule="auto"/>
+        <w:spacing w:after="120" w:before="0" w:line="276" w:lineRule="auto"/>
         <w:ind w:left="151.2000274658203" w:right="0" w:firstLine="0"/>
         <w:jc w:val="left"/>
         <w:rPr>
@@ -1242,12 +1242,12 @@
       <w:r>
         <w:rPr>
           <w:rFonts w:ascii="Arial" w:cs="Arial" w:eastAsia="Arial" w:hAnsi="Arial"/>
-          <w:b w:val="1"/>
+          <w:b/>
           <w:i w:val="0"/>
           <w:smallCaps w:val="0"/>
           <w:strike w:val="0"/>
           <w:color w:val="000000"/>
-          <w:sz w:val="24"/>
+          <w:sz w:val="22"/>
           <w:szCs w:val="24"/>
           <w:u w:val="none"/>
           <w:shd w:fill="auto" w:val="clear"/>
@@ -1271,7 +1271,7 @@
           <w:between w:space="0" w:sz="0" w:val="nil"/>
         </w:pBdr>
         <w:shd w:fill="auto" w:val="clear"/>
-        <w:spacing w:after="0" w:before="238.3197021484375" w:line="345.1120662689209" w:lineRule="auto"/>
+        <w:spacing w:after="120" w:before="238.3197021484375" w:line="276" w:lineRule="auto"/>
         <w:ind w:left="152.63999938964844" w:right="573.28125" w:firstLine="18.000030517578125"/>
         <w:jc w:val="left"/>
         <w:rPr>
@@ -1296,7 +1296,7 @@
           <w:smallCaps w:val="0"/>
           <w:strike w:val="0"/>
           <w:color w:val="000000"/>
-          <w:sz w:val="24"/>
+          <w:sz w:val="22"/>
           <w:szCs w:val="24"/>
           <w:u w:val="none"/>
           <w:shd w:fill="auto" w:val="clear"/>
@@ -1320,7 +1320,7 @@
           <w:between w:space="0" w:sz="0" w:val="nil"/>
         </w:pBdr>
         <w:shd w:fill="auto" w:val="clear"/>
-        <w:spacing w:after="0" w:before="27.607421875" w:line="345.86108207702637" w:lineRule="auto"/>
+        <w:spacing w:after="120" w:before="27.607421875" w:line="276" w:lineRule="auto"/>
         <w:ind w:left="860.8799743652344" w:right="1016.8011474609375" w:hanging="708.4799957275391"/>
         <w:jc w:val="left"/>
         <w:rPr>
@@ -1345,7 +1345,7 @@
           <w:smallCaps w:val="0"/>
           <w:strike w:val="0"/>
           <w:color w:val="000000"/>
-          <w:sz w:val="24"/>
+          <w:sz w:val="22"/>
           <w:szCs w:val="24"/>
           <w:u w:val="none"/>
           <w:shd w:fill="auto" w:val="clear"/>
@@ -1369,7 +1369,7 @@
           <w:between w:space="0" w:sz="0" w:val="nil"/>
         </w:pBdr>
         <w:shd w:fill="auto" w:val="clear"/>
-        <w:spacing w:after="0" w:before="26.859130859375" w:line="240" w:lineRule="auto"/>
+        <w:spacing w:after="120" w:before="26.859130859375" w:line="276" w:lineRule="auto"/>
         <w:ind w:left="154.07997131347656" w:right="0" w:firstLine="0"/>
         <w:jc w:val="left"/>
         <w:rPr>
@@ -1394,7 +1394,7 @@
           <w:smallCaps w:val="0"/>
           <w:strike w:val="0"/>
           <w:color w:val="000000"/>
-          <w:sz w:val="24"/>
+          <w:sz w:val="22"/>
           <w:szCs w:val="24"/>
           <w:u w:val="none"/>
           <w:shd w:fill="auto" w:val="clear"/>
@@ -1418,7 +1418,7 @@
           <w:between w:space="0" w:sz="0" w:val="nil"/>
         </w:pBdr>
         <w:shd w:fill="auto" w:val="clear"/>
-        <w:spacing w:after="0" w:before="135.11993408203125" w:line="240" w:lineRule="auto"/>
+        <w:spacing w:after="120" w:before="135.11993408203125" w:line="276" w:lineRule="auto"/>
         <w:ind w:left="155.52001953125" w:right="0" w:firstLine="0"/>
         <w:jc w:val="left"/>
         <w:rPr>
@@ -1443,7 +1443,7 @@
           <w:smallCaps w:val="0"/>
           <w:strike w:val="0"/>
           <w:color w:val="000000"/>
-          <w:sz w:val="24"/>
+          <w:sz w:val="22"/>
           <w:szCs w:val="24"/>
           <w:u w:val="none"/>
           <w:shd w:fill="auto" w:val="clear"/>
@@ -1467,9 +1467,9 @@
           <w:between w:space="0" w:sz="0" w:val="nil"/>
         </w:pBdr>
         <w:shd w:fill="auto" w:val="clear"/>
-        <w:spacing w:after="0" w:before="651.1199951171875" w:line="240" w:lineRule="auto"/>
+        <w:spacing w:after="120" w:before="651.1199951171875" w:line="276" w:lineRule="auto"/>
         <w:ind w:left="0" w:right="624.44091796875" w:firstLine="0"/>
-        <w:jc w:val="right"/>
+        <w:jc w:val="left"/>
         <w:rPr>
           <w:rFonts w:ascii="Arial" w:cs="Arial" w:eastAsia="Arial" w:hAnsi="Arial"/>
           <w:b w:val="1"/>
@@ -1485,1037 +1485,1945 @@
         </w:rPr>
       </w:pPr>
       <w:r>
-        <w:t>KERTAS PENILAIAN INI MENGANDUNGI ...5.... MUKA SURAT BERCETAK</w:t>
-      </w:r>
-    </w:p>
-    <w:p>
-      <w:r>
-        <w:rPr>
-          <w:b w:val="0"/>
+        <w:rPr>
+          <w:rFonts w:ascii="Arial" w:hAnsi="Arial" w:cs="Arial"/>
+          <w:color w:val="000000"/>
+          <w:sz w:val="22"/>
+        </w:rPr>
+        <w:t>KERTAS PENILAIAN INI MENGANDUNGI ...06.... MUKA SURAT BERCETAK</w:t>
+      </w:r>
+    </w:p>
+    <w:p>
+      <w:pPr>
+        <w:spacing w:line="276" w:lineRule="auto" w:after="120"/>
+        <w:jc w:val="left"/>
+      </w:pPr>
+      <w:r>
+        <w:rPr>
+          <w:rFonts w:ascii="Arial" w:hAnsi="Arial" w:cs="Arial"/>
+          <w:b w:val="0"/>
+          <w:color w:val="000000"/>
+          <w:sz w:val="22"/>
         </w:rPr>
         <w:t>1. Antara berikut, akta manakah TIDAK berkaitan dengan keselamatan, kesihatan dan kebajikan di tempat kerja?</w:t>
       </w:r>
     </w:p>
     <w:p>
-      <w:r>
-        <w:rPr>
-          <w:b w:val="0"/>
+      <w:pPr>
+        <w:spacing w:line="276" w:lineRule="auto" w:after="120"/>
+        <w:jc w:val="left"/>
+      </w:pPr>
+      <w:r>
+        <w:rPr>
+          <w:rFonts w:ascii="Arial" w:hAnsi="Arial" w:cs="Arial"/>
+          <w:b w:val="0"/>
+          <w:color w:val="000000"/>
+          <w:sz w:val="22"/>
         </w:rPr>
         <w:t>A. Akta Keselamatan Peribadi</w:t>
       </w:r>
     </w:p>
     <w:p>
-      <w:r>
-        <w:rPr>
-          <w:b w:val="0"/>
+      <w:pPr>
+        <w:spacing w:line="276" w:lineRule="auto" w:after="120"/>
+        <w:jc w:val="left"/>
+      </w:pPr>
+      <w:r>
+        <w:rPr>
+          <w:rFonts w:ascii="Arial" w:hAnsi="Arial" w:cs="Arial"/>
+          <w:b w:val="0"/>
+          <w:color w:val="000000"/>
+          <w:sz w:val="22"/>
         </w:rPr>
         <w:t>B. Akta Kilang dan Jentera</w:t>
       </w:r>
     </w:p>
     <w:p>
-      <w:r>
-        <w:rPr>
-          <w:b w:val="0"/>
+      <w:pPr>
+        <w:spacing w:line="276" w:lineRule="auto" w:after="120"/>
+        <w:jc w:val="left"/>
+      </w:pPr>
+      <w:r>
+        <w:rPr>
+          <w:rFonts w:ascii="Arial" w:hAnsi="Arial" w:cs="Arial"/>
+          <w:b w:val="0"/>
+          <w:color w:val="000000"/>
+          <w:sz w:val="22"/>
         </w:rPr>
         <w:t>C. Akta Petroleum (Langkah-Langkah Keselamatan)</w:t>
       </w:r>
     </w:p>
     <w:p>
-      <w:r>
-        <w:rPr>
-          <w:b w:val="0"/>
+      <w:pPr>
+        <w:spacing w:line="276" w:lineRule="auto" w:after="120"/>
+        <w:jc w:val="left"/>
+      </w:pPr>
+      <w:r>
+        <w:rPr>
+          <w:rFonts w:ascii="Arial" w:hAnsi="Arial" w:cs="Arial"/>
+          <w:b w:val="0"/>
+          <w:color w:val="000000"/>
+          <w:sz w:val="22"/>
         </w:rPr>
         <w:t>D. Akta Keselamatan dan Kesihatan Pekerjaan</w:t>
       </w:r>
     </w:p>
     <w:p>
-      <w:r>
-        <w:rPr>
-          <w:b w:val="0"/>
+      <w:pPr>
+        <w:spacing w:line="276" w:lineRule="auto" w:after="120"/>
+        <w:jc w:val="left"/>
+      </w:pPr>
+      <w:r>
+        <w:rPr>
+          <w:rFonts w:ascii="Arial" w:hAnsi="Arial" w:cs="Arial"/>
+          <w:b w:val="0"/>
+          <w:color w:val="000000"/>
+          <w:sz w:val="22"/>
         </w:rPr>
         <w:t>2. Apakah objektif Akta Keselamatan dan Kesihatan Pekerjaan 1994?</w:t>
       </w:r>
     </w:p>
     <w:p>
-      <w:r>
-        <w:rPr>
-          <w:b w:val="0"/>
+      <w:pPr>
+        <w:spacing w:before="120" w:after="120" w:line="276" w:lineRule="auto"/>
+        <w:jc w:val="left"/>
+      </w:pPr>
+      <w:r>
+        <w:rPr>
+          <w:rFonts w:ascii="Arial" w:hAnsi="Arial" w:cs="Arial"/>
+          <w:b/>
+          <w:color w:val="000000"/>
+          <w:sz w:val="24"/>
         </w:rPr>
         <w:t>I. Melindungi majikan daripada saman pekerja</w:t>
       </w:r>
     </w:p>
     <w:p>
-      <w:r>
-        <w:rPr>
-          <w:b w:val="0"/>
+      <w:pPr>
+        <w:spacing w:before="120" w:after="120" w:line="276" w:lineRule="auto"/>
+        <w:jc w:val="left"/>
+      </w:pPr>
+      <w:r>
+        <w:rPr>
+          <w:rFonts w:ascii="Arial" w:hAnsi="Arial" w:cs="Arial"/>
+          <w:b/>
+          <w:color w:val="000000"/>
+          <w:sz w:val="24"/>
         </w:rPr>
         <w:t>II. Menggalakkan persekitaran yang sesuai untuk orang yang bekerja</w:t>
       </w:r>
     </w:p>
     <w:p>
-      <w:r>
-        <w:rPr>
-          <w:b w:val="0"/>
+      <w:pPr>
+        <w:spacing w:before="120" w:after="120" w:line="276" w:lineRule="auto"/>
+        <w:jc w:val="left"/>
+      </w:pPr>
+      <w:r>
+        <w:rPr>
+          <w:rFonts w:ascii="Arial" w:hAnsi="Arial" w:cs="Arial"/>
+          <w:b/>
+          <w:color w:val="000000"/>
+          <w:sz w:val="24"/>
         </w:rPr>
         <w:t>III. Melindungi orang di tempat kerja selain pekerja</w:t>
       </w:r>
     </w:p>
     <w:p>
-      <w:r>
-        <w:rPr>
-          <w:b w:val="0"/>
+      <w:pPr>
+        <w:spacing w:before="120" w:after="120" w:line="276" w:lineRule="auto"/>
+        <w:jc w:val="left"/>
+      </w:pPr>
+      <w:r>
+        <w:rPr>
+          <w:rFonts w:ascii="Arial" w:hAnsi="Arial" w:cs="Arial"/>
+          <w:b/>
+          <w:color w:val="000000"/>
+          <w:sz w:val="24"/>
         </w:rPr>
         <w:t>IV. Bagi menjamin keselamatan, kesihatan dan kebajikan orang yang bekerja</w:t>
       </w:r>
     </w:p>
     <w:p>
-      <w:r>
-        <w:rPr>
-          <w:b w:val="0"/>
+      <w:pPr>
+        <w:spacing w:line="276" w:lineRule="auto" w:after="120"/>
+        <w:jc w:val="left"/>
+      </w:pPr>
+      <w:r>
+        <w:rPr>
+          <w:rFonts w:ascii="Arial" w:hAnsi="Arial" w:cs="Arial"/>
+          <w:b w:val="0"/>
+          <w:color w:val="000000"/>
+          <w:sz w:val="22"/>
         </w:rPr>
         <w:t>A. I, II dan III</w:t>
       </w:r>
     </w:p>
     <w:p>
-      <w:r>
-        <w:rPr>
-          <w:b w:val="0"/>
+      <w:pPr>
+        <w:spacing w:line="276" w:lineRule="auto" w:after="120"/>
+        <w:jc w:val="left"/>
+      </w:pPr>
+      <w:r>
+        <w:rPr>
+          <w:rFonts w:ascii="Arial" w:hAnsi="Arial" w:cs="Arial"/>
+          <w:b w:val="0"/>
+          <w:color w:val="000000"/>
+          <w:sz w:val="22"/>
         </w:rPr>
         <w:t>B. I, II dan IV</w:t>
       </w:r>
     </w:p>
     <w:p>
-      <w:r>
-        <w:rPr>
-          <w:b w:val="0"/>
+      <w:pPr>
+        <w:spacing w:line="276" w:lineRule="auto" w:after="120"/>
+        <w:jc w:val="left"/>
+      </w:pPr>
+      <w:r>
+        <w:rPr>
+          <w:rFonts w:ascii="Arial" w:hAnsi="Arial" w:cs="Arial"/>
+          <w:b w:val="0"/>
+          <w:color w:val="000000"/>
+          <w:sz w:val="22"/>
         </w:rPr>
         <w:t>C. II, III dan IV</w:t>
       </w:r>
     </w:p>
     <w:p>
-      <w:r>
-        <w:rPr>
-          <w:b w:val="0"/>
+      <w:pPr>
+        <w:spacing w:line="276" w:lineRule="auto" w:after="120"/>
+        <w:jc w:val="left"/>
+      </w:pPr>
+      <w:r>
+        <w:rPr>
+          <w:rFonts w:ascii="Arial" w:hAnsi="Arial" w:cs="Arial"/>
+          <w:b w:val="0"/>
+          <w:color w:val="000000"/>
+          <w:sz w:val="22"/>
         </w:rPr>
         <w:t>D. I, II, III dan IV</w:t>
       </w:r>
     </w:p>
     <w:p>
-      <w:r>
-        <w:rPr>
-          <w:b w:val="0"/>
+      <w:pPr>
+        <w:spacing w:line="276" w:lineRule="auto" w:after="120"/>
+        <w:jc w:val="left"/>
+      </w:pPr>
+      <w:r>
+        <w:rPr>
+          <w:rFonts w:ascii="Arial" w:hAnsi="Arial" w:cs="Arial"/>
+          <w:b w:val="0"/>
+          <w:color w:val="000000"/>
+          <w:sz w:val="22"/>
         </w:rPr>
         <w:t>3. Seorang Editor di suite editing sedang menyunting projek apabila penggera kecemasan berbunyi. Apakah yang TIDAK patut dilakukan?</w:t>
       </w:r>
     </w:p>
     <w:p>
-      <w:r>
-        <w:rPr>
-          <w:b w:val="0"/>
+      <w:pPr>
+        <w:spacing w:line="276" w:lineRule="auto" w:after="120"/>
+        <w:jc w:val="left"/>
+      </w:pPr>
+      <w:r>
+        <w:rPr>
+          <w:rFonts w:ascii="Arial" w:hAnsi="Arial" w:cs="Arial"/>
+          <w:b w:val="0"/>
+          <w:color w:val="000000"/>
+          <w:sz w:val="22"/>
         </w:rPr>
         <w:t>A. Hentikan kerja dengan segera.</w:t>
       </w:r>
     </w:p>
     <w:p>
-      <w:r>
-        <w:rPr>
-          <w:b w:val="0"/>
+      <w:pPr>
+        <w:spacing w:line="276" w:lineRule="auto" w:after="120"/>
+        <w:jc w:val="left"/>
+      </w:pPr>
+      <w:r>
+        <w:rPr>
+          <w:rFonts w:ascii="Arial" w:hAnsi="Arial" w:cs="Arial"/>
+          <w:b w:val="0"/>
+          <w:color w:val="000000"/>
+          <w:sz w:val="22"/>
         </w:rPr>
         <w:t>B. Pindah ke bangunan dengan segera.</w:t>
       </w:r>
     </w:p>
     <w:p>
-      <w:r>
-        <w:rPr>
-          <w:b w:val="0"/>
+      <w:pPr>
+        <w:spacing w:line="276" w:lineRule="auto" w:after="120"/>
+        <w:jc w:val="left"/>
+      </w:pPr>
+      <w:r>
+        <w:rPr>
+          <w:rFonts w:ascii="Arial" w:hAnsi="Arial" w:cs="Arial"/>
+          <w:b w:val="0"/>
+          <w:color w:val="000000"/>
+          <w:sz w:val="22"/>
         </w:rPr>
         <w:t>C. Pergi ke kawasan perhimpunan.</w:t>
       </w:r>
     </w:p>
     <w:p>
-      <w:r>
-        <w:rPr>
-          <w:b w:val="0"/>
+      <w:pPr>
+        <w:spacing w:line="276" w:lineRule="auto" w:after="120"/>
+        <w:jc w:val="left"/>
+      </w:pPr>
+      <w:r>
+        <w:rPr>
+          <w:rFonts w:ascii="Arial" w:hAnsi="Arial" w:cs="Arial"/>
+          <w:b w:val="0"/>
+          <w:color w:val="000000"/>
+          <w:sz w:val="22"/>
         </w:rPr>
         <w:t>D. Teruskan kerja menyunting.</w:t>
       </w:r>
     </w:p>
     <w:p>
-      <w:r>
-        <w:rPr>
-          <w:b w:val="0"/>
+      <w:pPr>
+        <w:spacing w:line="276" w:lineRule="auto" w:after="120"/>
+        <w:jc w:val="left"/>
+      </w:pPr>
+      <w:r>
+        <w:rPr>
+          <w:rFonts w:ascii="Arial" w:hAnsi="Arial" w:cs="Arial"/>
+          <w:b w:val="0"/>
+          <w:color w:val="000000"/>
+          <w:sz w:val="22"/>
         </w:rPr>
         <w:t>4. Sebuah studio penyuntingan menggunakan generator mudah alih semasa penggambaran luar. Kru mendapati bahagian pemacu tali sawat generator tidak dipagar. Mengikut Seksyen 15 Akta Kilang dan Jentera 1967, apakah tindakan yang betul?</w:t>
       </w:r>
     </w:p>
     <w:p>
-      <w:r>
-        <w:rPr>
-          <w:b w:val="0"/>
+      <w:pPr>
+        <w:spacing w:line="276" w:lineRule="auto" w:after="120"/>
+        <w:jc w:val="left"/>
+      </w:pPr>
+      <w:r>
+        <w:rPr>
+          <w:rFonts w:ascii="Arial" w:hAnsi="Arial" w:cs="Arial"/>
+          <w:b w:val="0"/>
+          <w:color w:val="000000"/>
+          <w:sz w:val="22"/>
         </w:rPr>
         <w:t>A. Terus gunakan generator kerana kerja mendesak.</w:t>
       </w:r>
     </w:p>
     <w:p>
-      <w:r>
-        <w:rPr>
-          <w:b w:val="0"/>
+      <w:pPr>
+        <w:spacing w:line="276" w:lineRule="auto" w:after="120"/>
+        <w:jc w:val="left"/>
+      </w:pPr>
+      <w:r>
+        <w:rPr>
+          <w:rFonts w:ascii="Arial" w:hAnsi="Arial" w:cs="Arial"/>
+          <w:b w:val="0"/>
+          <w:color w:val="000000"/>
+          <w:sz w:val="22"/>
         </w:rPr>
         <w:t>B. Jangan mulakan operasi dan laporkan keadaan tidak selamat kepada penyelia segera.</w:t>
       </w:r>
     </w:p>
     <w:p>
-      <w:r>
-        <w:rPr>
-          <w:b w:val="0"/>
+      <w:pPr>
+        <w:spacing w:line="276" w:lineRule="auto" w:after="120"/>
+        <w:jc w:val="left"/>
+      </w:pPr>
+      <w:r>
+        <w:rPr>
+          <w:rFonts w:ascii="Arial" w:hAnsi="Arial" w:cs="Arial"/>
+          <w:b w:val="0"/>
+          <w:color w:val="000000"/>
+          <w:sz w:val="22"/>
         </w:rPr>
         <w:t>C. Gunakan generator tetapi jauhkan diri daripada bahagian berputar.</w:t>
       </w:r>
     </w:p>
     <w:p>
-      <w:r>
-        <w:rPr>
-          <w:b w:val="0"/>
+      <w:pPr>
+        <w:spacing w:line="276" w:lineRule="auto" w:after="120"/>
+        <w:jc w:val="left"/>
+      </w:pPr>
+      <w:r>
+        <w:rPr>
+          <w:rFonts w:ascii="Arial" w:hAnsi="Arial" w:cs="Arial"/>
+          <w:b w:val="0"/>
+          <w:color w:val="000000"/>
+          <w:sz w:val="22"/>
         </w:rPr>
         <w:t>D. Minta rakan sekerja memerhati semasa generator dioperasi.</w:t>
       </w:r>
     </w:p>
     <w:p>
-      <w:r>
-        <w:rPr>
-          <w:b w:val="0"/>
+      <w:pPr>
+        <w:spacing w:line="276" w:lineRule="auto" w:after="120"/>
+        <w:jc w:val="left"/>
+      </w:pPr>
+      <w:r>
+        <w:rPr>
+          <w:rFonts w:ascii="Arial" w:hAnsi="Arial" w:cs="Arial"/>
+          <w:b w:val="0"/>
+          <w:color w:val="000000"/>
+          <w:sz w:val="22"/>
         </w:rPr>
         <w:t>5. Apakah yang dikategorikan sebagai bahaya kesihatan (health hazard)?</w:t>
       </w:r>
     </w:p>
     <w:p>
-      <w:r>
-        <w:rPr>
-          <w:b w:val="0"/>
+      <w:pPr>
+        <w:spacing w:before="120" w:after="120" w:line="276" w:lineRule="auto"/>
+        <w:jc w:val="left"/>
+      </w:pPr>
+      <w:r>
+        <w:rPr>
+          <w:rFonts w:ascii="Arial" w:hAnsi="Arial" w:cs="Arial"/>
+          <w:b/>
+          <w:color w:val="000000"/>
+          <w:sz w:val="24"/>
         </w:rPr>
         <w:t>I. Bahaya kimia</w:t>
       </w:r>
     </w:p>
     <w:p>
-      <w:r>
-        <w:rPr>
-          <w:b w:val="0"/>
+      <w:pPr>
+        <w:spacing w:before="120" w:after="120" w:line="276" w:lineRule="auto"/>
+        <w:jc w:val="left"/>
+      </w:pPr>
+      <w:r>
+        <w:rPr>
+          <w:rFonts w:ascii="Arial" w:hAnsi="Arial" w:cs="Arial"/>
+          <w:b/>
+          <w:color w:val="000000"/>
+          <w:sz w:val="24"/>
         </w:rPr>
         <w:t>II. Bahaya biologi</w:t>
       </w:r>
     </w:p>
     <w:p>
-      <w:r>
-        <w:rPr>
-          <w:b w:val="0"/>
+      <w:pPr>
+        <w:spacing w:before="120" w:after="120" w:line="276" w:lineRule="auto"/>
+        <w:jc w:val="left"/>
+      </w:pPr>
+      <w:r>
+        <w:rPr>
+          <w:rFonts w:ascii="Arial" w:hAnsi="Arial" w:cs="Arial"/>
+          <w:b/>
+          <w:color w:val="000000"/>
+          <w:sz w:val="24"/>
         </w:rPr>
         <w:t>III. Bahaya ergonomik</w:t>
       </w:r>
     </w:p>
     <w:p>
-      <w:r>
-        <w:rPr>
-          <w:b w:val="0"/>
+      <w:pPr>
+        <w:spacing w:before="120" w:after="120" w:line="276" w:lineRule="auto"/>
+        <w:jc w:val="left"/>
+      </w:pPr>
+      <w:r>
+        <w:rPr>
+          <w:rFonts w:ascii="Arial" w:hAnsi="Arial" w:cs="Arial"/>
+          <w:b/>
+          <w:color w:val="000000"/>
+          <w:sz w:val="24"/>
         </w:rPr>
         <w:t>IV. Bahaya fizikal</w:t>
       </w:r>
     </w:p>
     <w:p>
-      <w:r>
-        <w:rPr>
-          <w:b w:val="0"/>
+      <w:pPr>
+        <w:spacing w:line="276" w:lineRule="auto" w:after="120"/>
+        <w:jc w:val="left"/>
+      </w:pPr>
+      <w:r>
+        <w:rPr>
+          <w:rFonts w:ascii="Arial" w:hAnsi="Arial" w:cs="Arial"/>
+          <w:b w:val="0"/>
+          <w:color w:val="000000"/>
+          <w:sz w:val="22"/>
         </w:rPr>
         <w:t>A. I, II dan III</w:t>
       </w:r>
     </w:p>
     <w:p>
-      <w:r>
-        <w:rPr>
-          <w:b w:val="0"/>
+      <w:pPr>
+        <w:spacing w:line="276" w:lineRule="auto" w:after="120"/>
+        <w:jc w:val="left"/>
+      </w:pPr>
+      <w:r>
+        <w:rPr>
+          <w:rFonts w:ascii="Arial" w:hAnsi="Arial" w:cs="Arial"/>
+          <w:b w:val="0"/>
+          <w:color w:val="000000"/>
+          <w:sz w:val="22"/>
         </w:rPr>
         <w:t>B. I, II dan IV</w:t>
       </w:r>
     </w:p>
     <w:p>
-      <w:r>
-        <w:rPr>
-          <w:b w:val="0"/>
+      <w:pPr>
+        <w:spacing w:line="276" w:lineRule="auto" w:after="120"/>
+        <w:jc w:val="left"/>
+      </w:pPr>
+      <w:r>
+        <w:rPr>
+          <w:rFonts w:ascii="Arial" w:hAnsi="Arial" w:cs="Arial"/>
+          <w:b w:val="0"/>
+          <w:color w:val="000000"/>
+          <w:sz w:val="22"/>
         </w:rPr>
         <w:t>C. II, III dan IV</w:t>
       </w:r>
     </w:p>
     <w:p>
-      <w:r>
-        <w:rPr>
-          <w:b w:val="0"/>
+      <w:pPr>
+        <w:spacing w:line="276" w:lineRule="auto" w:after="120"/>
+        <w:jc w:val="left"/>
+      </w:pPr>
+      <w:r>
+        <w:rPr>
+          <w:rFonts w:ascii="Arial" w:hAnsi="Arial" w:cs="Arial"/>
+          <w:b w:val="0"/>
+          <w:color w:val="000000"/>
+          <w:sz w:val="22"/>
         </w:rPr>
         <w:t>D. I, II, III dan IV</w:t>
       </w:r>
     </w:p>
     <w:p>
-      <w:r>
-        <w:rPr>
-          <w:b w:val="0"/>
+      <w:pPr>
+        <w:spacing w:line="276" w:lineRule="auto" w:after="120"/>
+        <w:jc w:val="left"/>
+      </w:pPr>
+      <w:r>
+        <w:rPr>
+          <w:rFonts w:ascii="Arial" w:hAnsi="Arial" w:cs="Arial"/>
+          <w:b w:val="0"/>
+          <w:color w:val="000000"/>
+          <w:sz w:val="22"/>
         </w:rPr>
         <w:t>6. Seorang editor bekerja berjam-jam menyunting video menggunakan tetikus dan papan kekunci setiap hari. Bahaya kesihatan jenis manakah yang paling relevan kepada situasi ini?</w:t>
       </w:r>
     </w:p>
     <w:p>
-      <w:r>
-        <w:rPr>
-          <w:b w:val="0"/>
+      <w:pPr>
+        <w:spacing w:line="276" w:lineRule="auto" w:after="120"/>
+        <w:jc w:val="left"/>
+      </w:pPr>
+      <w:r>
+        <w:rPr>
+          <w:rFonts w:ascii="Arial" w:hAnsi="Arial" w:cs="Arial"/>
+          <w:b w:val="0"/>
+          <w:color w:val="000000"/>
+          <w:sz w:val="22"/>
         </w:rPr>
         <w:t>A. Bahaya kimia</w:t>
       </w:r>
     </w:p>
     <w:p>
-      <w:r>
-        <w:rPr>
-          <w:b w:val="0"/>
+      <w:pPr>
+        <w:spacing w:line="276" w:lineRule="auto" w:after="120"/>
+        <w:jc w:val="left"/>
+      </w:pPr>
+      <w:r>
+        <w:rPr>
+          <w:rFonts w:ascii="Arial" w:hAnsi="Arial" w:cs="Arial"/>
+          <w:b w:val="0"/>
+          <w:color w:val="000000"/>
+          <w:sz w:val="22"/>
         </w:rPr>
         <w:t>B. Bahaya ergonomik</w:t>
       </w:r>
     </w:p>
     <w:p>
-      <w:r>
-        <w:rPr>
-          <w:b w:val="0"/>
+      <w:pPr>
+        <w:spacing w:line="276" w:lineRule="auto" w:after="120"/>
+        <w:jc w:val="left"/>
+      </w:pPr>
+      <w:r>
+        <w:rPr>
+          <w:rFonts w:ascii="Arial" w:hAnsi="Arial" w:cs="Arial"/>
+          <w:b w:val="0"/>
+          <w:color w:val="000000"/>
+          <w:sz w:val="22"/>
         </w:rPr>
         <w:t>C. Bahaya biologi</w:t>
       </w:r>
     </w:p>
     <w:p>
-      <w:r>
-        <w:rPr>
-          <w:b w:val="0"/>
+      <w:pPr>
+        <w:spacing w:line="276" w:lineRule="auto" w:after="120"/>
+        <w:jc w:val="left"/>
+      </w:pPr>
+      <w:r>
+        <w:rPr>
+          <w:rFonts w:ascii="Arial" w:hAnsi="Arial" w:cs="Arial"/>
+          <w:b w:val="0"/>
+          <w:color w:val="000000"/>
+          <w:sz w:val="22"/>
         </w:rPr>
         <w:t>D. Bahaya sinaran</w:t>
       </w:r>
     </w:p>
     <w:p>
-      <w:r>
-        <w:rPr>
-          <w:b w:val="0"/>
+      <w:pPr>
+        <w:spacing w:line="276" w:lineRule="auto" w:after="120"/>
+        <w:jc w:val="left"/>
+      </w:pPr>
+      <w:r>
+        <w:rPr>
+          <w:rFonts w:ascii="Arial" w:hAnsi="Arial" w:cs="Arial"/>
+          <w:b w:val="0"/>
+          <w:color w:val="000000"/>
+          <w:sz w:val="22"/>
         </w:rPr>
         <w:t>7. Yang manakah TIDAK berkaitan dengan bahaya keselamatan (safety hazards)?</w:t>
       </w:r>
     </w:p>
     <w:p>
-      <w:r>
-        <w:rPr>
-          <w:b w:val="0"/>
+      <w:pPr>
+        <w:spacing w:line="276" w:lineRule="auto" w:after="120"/>
+        <w:jc w:val="left"/>
+      </w:pPr>
+      <w:r>
+        <w:rPr>
+          <w:rFonts w:ascii="Arial" w:hAnsi="Arial" w:cs="Arial"/>
+          <w:b w:val="0"/>
+          <w:color w:val="000000"/>
+          <w:sz w:val="22"/>
         </w:rPr>
         <w:t>A. Bekerja di ketinggian</w:t>
       </w:r>
     </w:p>
     <w:p>
-      <w:r>
-        <w:rPr>
-          <w:b w:val="0"/>
+      <w:pPr>
+        <w:spacing w:line="276" w:lineRule="auto" w:after="120"/>
+        <w:jc w:val="left"/>
+      </w:pPr>
+      <w:r>
+        <w:rPr>
+          <w:rFonts w:ascii="Arial" w:hAnsi="Arial" w:cs="Arial"/>
+          <w:b w:val="0"/>
+          <w:color w:val="000000"/>
+          <w:sz w:val="22"/>
         </w:rPr>
         <w:t>B. Bahaya ergonomik</w:t>
       </w:r>
     </w:p>
     <w:p>
-      <w:r>
-        <w:rPr>
-          <w:b w:val="0"/>
+      <w:pPr>
+        <w:spacing w:line="276" w:lineRule="auto" w:after="120"/>
+        <w:jc w:val="left"/>
+      </w:pPr>
+      <w:r>
+        <w:rPr>
+          <w:rFonts w:ascii="Arial" w:hAnsi="Arial" w:cs="Arial"/>
+          <w:b w:val="0"/>
+          <w:color w:val="000000"/>
+          <w:sz w:val="22"/>
         </w:rPr>
         <w:t>C. Bahaya tergelincir dan tersadung</w:t>
       </w:r>
     </w:p>
     <w:p>
-      <w:r>
-        <w:rPr>
-          <w:b w:val="0"/>
+      <w:pPr>
+        <w:spacing w:line="276" w:lineRule="auto" w:after="120"/>
+        <w:jc w:val="left"/>
+      </w:pPr>
+      <w:r>
+        <w:rPr>
+          <w:rFonts w:ascii="Arial" w:hAnsi="Arial" w:cs="Arial"/>
+          <w:b w:val="0"/>
+          <w:color w:val="000000"/>
+          <w:sz w:val="22"/>
         </w:rPr>
         <w:t>D. Operasi mengangkat dan pengendalian secara manual</w:t>
       </w:r>
     </w:p>
     <w:p>
-      <w:r>
-        <w:rPr>
-          <w:b w:val="0"/>
+      <w:pPr>
+        <w:spacing w:line="276" w:lineRule="auto" w:after="120"/>
+        <w:jc w:val="left"/>
+      </w:pPr>
+      <w:r>
+        <w:rPr>
+          <w:rFonts w:ascii="Arial" w:hAnsi="Arial" w:cs="Arial"/>
+          <w:b w:val="0"/>
+          <w:color w:val="000000"/>
+          <w:sz w:val="22"/>
         </w:rPr>
         <w:t>8. Di dalam suite editing, kabel kuasa dan kabel storan luaran melintasi lantai antara stesen kerja. Bahaya keselamatan yang paling jelas dalam situasi ini ialah:</w:t>
       </w:r>
     </w:p>
     <w:p>
-      <w:r>
-        <w:rPr>
-          <w:b w:val="0"/>
+      <w:pPr>
+        <w:spacing w:line="276" w:lineRule="auto" w:after="120"/>
+        <w:jc w:val="left"/>
+      </w:pPr>
+      <w:r>
+        <w:rPr>
+          <w:rFonts w:ascii="Arial" w:hAnsi="Arial" w:cs="Arial"/>
+          <w:b w:val="0"/>
+          <w:color w:val="000000"/>
+          <w:sz w:val="22"/>
         </w:rPr>
         <w:t>A. Bahaya kimia</w:t>
       </w:r>
     </w:p>
     <w:p>
-      <w:r>
-        <w:rPr>
-          <w:b w:val="0"/>
+      <w:pPr>
+        <w:spacing w:line="276" w:lineRule="auto" w:after="120"/>
+        <w:jc w:val="left"/>
+      </w:pPr>
+      <w:r>
+        <w:rPr>
+          <w:rFonts w:ascii="Arial" w:hAnsi="Arial" w:cs="Arial"/>
+          <w:b w:val="0"/>
+          <w:color w:val="000000"/>
+          <w:sz w:val="22"/>
         </w:rPr>
         <w:t>B. Bahaya tergelincir/tersadung</w:t>
       </w:r>
     </w:p>
     <w:p>
-      <w:r>
-        <w:rPr>
-          <w:b w:val="0"/>
+      <w:pPr>
+        <w:spacing w:line="276" w:lineRule="auto" w:after="120"/>
+        <w:jc w:val="left"/>
+      </w:pPr>
+      <w:r>
+        <w:rPr>
+          <w:rFonts w:ascii="Arial" w:hAnsi="Arial" w:cs="Arial"/>
+          <w:b w:val="0"/>
+          <w:color w:val="000000"/>
+          <w:sz w:val="22"/>
         </w:rPr>
         <w:t>C. Bahaya radiasi</w:t>
       </w:r>
     </w:p>
     <w:p>
-      <w:r>
-        <w:rPr>
-          <w:b w:val="0"/>
+      <w:pPr>
+        <w:spacing w:line="276" w:lineRule="auto" w:after="120"/>
+        <w:jc w:val="left"/>
+      </w:pPr>
+      <w:r>
+        <w:rPr>
+          <w:rFonts w:ascii="Arial" w:hAnsi="Arial" w:cs="Arial"/>
+          <w:b w:val="0"/>
+          <w:color w:val="000000"/>
+          <w:sz w:val="22"/>
         </w:rPr>
         <w:t>D. Bahaya biologi</w:t>
       </w:r>
     </w:p>
     <w:p>
-      <w:r>
-        <w:rPr>
-          <w:b w:val="0"/>
+      <w:pPr>
+        <w:spacing w:line="276" w:lineRule="auto" w:after="120"/>
+        <w:jc w:val="left"/>
+      </w:pPr>
+      <w:r>
+        <w:rPr>
+          <w:rFonts w:ascii="Arial" w:hAnsi="Arial" w:cs="Arial"/>
+          <w:b w:val="0"/>
+          <w:color w:val="000000"/>
+          <w:sz w:val="22"/>
         </w:rPr>
         <w:t>9. Apakah tujuan pengenalpastian bahaya (hazard identification)?</w:t>
       </w:r>
     </w:p>
     <w:p>
-      <w:r>
-        <w:rPr>
-          <w:b w:val="0"/>
+      <w:pPr>
+        <w:spacing w:line="276" w:lineRule="auto" w:after="120"/>
+        <w:jc w:val="left"/>
+      </w:pPr>
+      <w:r>
+        <w:rPr>
+          <w:rFonts w:ascii="Arial" w:hAnsi="Arial" w:cs="Arial"/>
+          <w:b w:val="0"/>
+          <w:color w:val="000000"/>
+          <w:sz w:val="22"/>
         </w:rPr>
         <w:t>A. Untuk menonjolkan operasi/tugas yang membawa risiko ketara kepada kesihatan dan keselamatan pekerja</w:t>
       </w:r>
     </w:p>
     <w:p>
-      <w:r>
-        <w:rPr>
-          <w:b w:val="0"/>
+      <w:pPr>
+        <w:spacing w:line="276" w:lineRule="auto" w:after="120"/>
+        <w:jc w:val="left"/>
+      </w:pPr>
+      <w:r>
+        <w:rPr>
+          <w:rFonts w:ascii="Arial" w:hAnsi="Arial" w:cs="Arial"/>
+          <w:b w:val="0"/>
+          <w:color w:val="000000"/>
+          <w:sz w:val="22"/>
         </w:rPr>
         <w:t>B. Untuk mengurangkan kos operasi syarikat</w:t>
       </w:r>
     </w:p>
     <w:p>
-      <w:r>
-        <w:rPr>
-          <w:b w:val="0"/>
+      <w:pPr>
+        <w:spacing w:line="276" w:lineRule="auto" w:after="120"/>
+        <w:jc w:val="left"/>
+      </w:pPr>
+      <w:r>
+        <w:rPr>
+          <w:rFonts w:ascii="Arial" w:hAnsi="Arial" w:cs="Arial"/>
+          <w:b w:val="0"/>
+          <w:color w:val="000000"/>
+          <w:sz w:val="22"/>
         </w:rPr>
         <w:t>C. Untuk menambah bilangan pekerja</w:t>
       </w:r>
     </w:p>
     <w:p>
-      <w:r>
-        <w:rPr>
-          <w:b w:val="0"/>
+      <w:pPr>
+        <w:spacing w:line="276" w:lineRule="auto" w:after="120"/>
+        <w:jc w:val="left"/>
+      </w:pPr>
+      <w:r>
+        <w:rPr>
+          <w:rFonts w:ascii="Arial" w:hAnsi="Arial" w:cs="Arial"/>
+          <w:b w:val="0"/>
+          <w:color w:val="000000"/>
+          <w:sz w:val="22"/>
         </w:rPr>
         <w:t>D. Untuk memendekkan waktu kerja</w:t>
       </w:r>
     </w:p>
     <w:p>
-      <w:r>
-        <w:rPr>
-          <w:b w:val="0"/>
+      <w:pPr>
+        <w:spacing w:line="276" w:lineRule="auto" w:after="120"/>
+        <w:jc w:val="left"/>
+      </w:pPr>
+      <w:r>
+        <w:rPr>
+          <w:rFonts w:ascii="Arial" w:hAnsi="Arial" w:cs="Arial"/>
+          <w:b w:val="0"/>
+          <w:color w:val="000000"/>
+          <w:sz w:val="22"/>
         </w:rPr>
         <w:t>10. Sebuah studio pasca-pengeluaran ingin membangunkan metodologi pengenalpastian bahaya. Antara berikut, sumber manakah PALING sesuai digunakan untuk metodologi tersebut?</w:t>
       </w:r>
     </w:p>
     <w:p>
-      <w:r>
-        <w:rPr>
-          <w:b w:val="0"/>
+      <w:pPr>
+        <w:spacing w:before="120" w:after="120" w:line="276" w:lineRule="auto"/>
+        <w:jc w:val="left"/>
+      </w:pPr>
+      <w:r>
+        <w:rPr>
+          <w:rFonts w:ascii="Arial" w:hAnsi="Arial" w:cs="Arial"/>
+          <w:b/>
+          <w:color w:val="000000"/>
+          <w:sz w:val="24"/>
         </w:rPr>
         <w:t>I. Laporan siasatan kejadian berbahaya yang lalu</w:t>
       </w:r>
     </w:p>
     <w:p>
-      <w:r>
-        <w:rPr>
-          <w:b w:val="0"/>
+      <w:pPr>
+        <w:spacing w:before="120" w:after="120" w:line="276" w:lineRule="auto"/>
+        <w:jc w:val="left"/>
+      </w:pPr>
+      <w:r>
+        <w:rPr>
+          <w:rFonts w:ascii="Arial" w:hAnsi="Arial" w:cs="Arial"/>
+          <w:b/>
+          <w:color w:val="000000"/>
+          <w:sz w:val="24"/>
         </w:rPr>
         <w:t>II. Rekod pertolongan cemas dan kecederaan kecil</w:t>
       </w:r>
     </w:p>
     <w:p>
-      <w:r>
-        <w:rPr>
-          <w:b w:val="0"/>
+      <w:pPr>
+        <w:spacing w:before="120" w:after="120" w:line="276" w:lineRule="auto"/>
+        <w:jc w:val="left"/>
+      </w:pPr>
+      <w:r>
+        <w:rPr>
+          <w:rFonts w:ascii="Arial" w:hAnsi="Arial" w:cs="Arial"/>
+          <w:b/>
+          <w:color w:val="000000"/>
+          <w:sz w:val="24"/>
         </w:rPr>
         <w:t>III. Hasil pemeriksaan tempat kerja</w:t>
       </w:r>
     </w:p>
     <w:p>
-      <w:r>
-        <w:rPr>
-          <w:b w:val="0"/>
+      <w:pPr>
+        <w:spacing w:before="120" w:after="120" w:line="276" w:lineRule="auto"/>
+        <w:jc w:val="left"/>
+      </w:pPr>
+      <w:r>
+        <w:rPr>
+          <w:rFonts w:ascii="Arial" w:hAnsi="Arial" w:cs="Arial"/>
+          <w:b/>
+          <w:color w:val="000000"/>
+          <w:sz w:val="24"/>
         </w:rPr>
         <w:t>IV. Aduan dan komen pekerja</w:t>
       </w:r>
     </w:p>
     <w:p>
-      <w:r>
-        <w:rPr>
-          <w:b w:val="0"/>
+      <w:pPr>
+        <w:spacing w:line="276" w:lineRule="auto" w:after="120"/>
+        <w:jc w:val="left"/>
+      </w:pPr>
+      <w:r>
+        <w:rPr>
+          <w:rFonts w:ascii="Arial" w:hAnsi="Arial" w:cs="Arial"/>
+          <w:b w:val="0"/>
+          <w:color w:val="000000"/>
+          <w:sz w:val="22"/>
         </w:rPr>
         <w:t>A. I, II dan III sahaja</w:t>
       </w:r>
     </w:p>
     <w:p>
-      <w:r>
-        <w:rPr>
-          <w:b w:val="0"/>
+      <w:pPr>
+        <w:spacing w:line="276" w:lineRule="auto" w:after="120"/>
+        <w:jc w:val="left"/>
+      </w:pPr>
+      <w:r>
+        <w:rPr>
+          <w:rFonts w:ascii="Arial" w:hAnsi="Arial" w:cs="Arial"/>
+          <w:b w:val="0"/>
+          <w:color w:val="000000"/>
+          <w:sz w:val="22"/>
         </w:rPr>
         <w:t>B. I, II dan IV sahaja</w:t>
       </w:r>
     </w:p>
     <w:p>
-      <w:r>
-        <w:rPr>
-          <w:b w:val="0"/>
+      <w:pPr>
+        <w:spacing w:line="276" w:lineRule="auto" w:after="120"/>
+        <w:jc w:val="left"/>
+      </w:pPr>
+      <w:r>
+        <w:rPr>
+          <w:rFonts w:ascii="Arial" w:hAnsi="Arial" w:cs="Arial"/>
+          <w:b w:val="0"/>
+          <w:color w:val="000000"/>
+          <w:sz w:val="22"/>
         </w:rPr>
         <w:t>C. II, III dan IV sahaja</w:t>
       </w:r>
     </w:p>
     <w:p>
-      <w:r>
-        <w:rPr>
-          <w:b w:val="0"/>
+      <w:pPr>
+        <w:spacing w:line="276" w:lineRule="auto" w:after="120"/>
+        <w:jc w:val="left"/>
+      </w:pPr>
+      <w:r>
+        <w:rPr>
+          <w:rFonts w:ascii="Arial" w:hAnsi="Arial" w:cs="Arial"/>
+          <w:b w:val="0"/>
+          <w:color w:val="000000"/>
+          <w:sz w:val="22"/>
         </w:rPr>
         <w:t>D. I, II, III dan IV</w:t>
       </w:r>
     </w:p>
     <w:p>
-      <w:r>
-        <w:rPr>
-          <w:b w:val="0"/>
+      <w:pPr>
+        <w:spacing w:line="276" w:lineRule="auto" w:after="120"/>
+        <w:jc w:val="left"/>
+      </w:pPr>
+      <w:r>
+        <w:rPr>
+          <w:rFonts w:ascii="Arial" w:hAnsi="Arial" w:cs="Arial"/>
+          <w:b w:val="0"/>
+          <w:color w:val="000000"/>
+          <w:sz w:val="22"/>
         </w:rPr>
         <w:t>11. Editor mendapati SOP backup fail projek tidak diikuti oleh rakan sekerja, menyebabkan risiko kehilangan footage klien. Mengapakah SOP penting dalam situasi ini?</w:t>
       </w:r>
     </w:p>
     <w:p>
-      <w:r>
-        <w:rPr>
-          <w:b w:val="0"/>
+      <w:pPr>
+        <w:spacing w:before="120" w:after="120" w:line="276" w:lineRule="auto"/>
+        <w:jc w:val="left"/>
+      </w:pPr>
+      <w:r>
+        <w:rPr>
+          <w:rFonts w:ascii="Arial" w:hAnsi="Arial" w:cs="Arial"/>
+          <w:b/>
+          <w:color w:val="000000"/>
+          <w:sz w:val="24"/>
         </w:rPr>
         <w:t>I. Mengurangkan insiden</w:t>
       </w:r>
     </w:p>
     <w:p>
-      <w:r>
-        <w:rPr>
-          <w:b w:val="0"/>
+      <w:pPr>
+        <w:spacing w:before="120" w:after="120" w:line="276" w:lineRule="auto"/>
+        <w:jc w:val="left"/>
+      </w:pPr>
+      <w:r>
+        <w:rPr>
+          <w:rFonts w:ascii="Arial" w:hAnsi="Arial" w:cs="Arial"/>
+          <w:b/>
+          <w:color w:val="000000"/>
+          <w:sz w:val="24"/>
         </w:rPr>
         <w:t>II. Mengekalkan pensijilan</w:t>
       </w:r>
     </w:p>
     <w:p>
-      <w:r>
-        <w:rPr>
-          <w:b w:val="0"/>
+      <w:pPr>
+        <w:spacing w:before="120" w:after="120" w:line="276" w:lineRule="auto"/>
+        <w:jc w:val="left"/>
+      </w:pPr>
+      <w:r>
+        <w:rPr>
+          <w:rFonts w:ascii="Arial" w:hAnsi="Arial" w:cs="Arial"/>
+          <w:b/>
+          <w:color w:val="000000"/>
+          <w:sz w:val="24"/>
         </w:rPr>
         <w:t>III. Mengurangkan liabiliti undang-undang</w:t>
       </w:r>
     </w:p>
     <w:p>
-      <w:r>
-        <w:rPr>
-          <w:b w:val="0"/>
+      <w:pPr>
+        <w:spacing w:before="120" w:after="120" w:line="276" w:lineRule="auto"/>
+        <w:jc w:val="left"/>
+      </w:pPr>
+      <w:r>
+        <w:rPr>
+          <w:rFonts w:ascii="Arial" w:hAnsi="Arial" w:cs="Arial"/>
+          <w:b/>
+          <w:color w:val="000000"/>
+          <w:sz w:val="24"/>
         </w:rPr>
         <w:t>IV. Menambah baik operasi</w:t>
       </w:r>
     </w:p>
     <w:p>
-      <w:r>
-        <w:rPr>
-          <w:b w:val="0"/>
+      <w:pPr>
+        <w:spacing w:line="276" w:lineRule="auto" w:after="120"/>
+        <w:jc w:val="left"/>
+      </w:pPr>
+      <w:r>
+        <w:rPr>
+          <w:rFonts w:ascii="Arial" w:hAnsi="Arial" w:cs="Arial"/>
+          <w:b w:val="0"/>
+          <w:color w:val="000000"/>
+          <w:sz w:val="22"/>
         </w:rPr>
         <w:t>A. I, II dan III</w:t>
       </w:r>
     </w:p>
     <w:p>
-      <w:r>
-        <w:rPr>
-          <w:b w:val="0"/>
+      <w:pPr>
+        <w:spacing w:line="276" w:lineRule="auto" w:after="120"/>
+        <w:jc w:val="left"/>
+      </w:pPr>
+      <w:r>
+        <w:rPr>
+          <w:rFonts w:ascii="Arial" w:hAnsi="Arial" w:cs="Arial"/>
+          <w:b w:val="0"/>
+          <w:color w:val="000000"/>
+          <w:sz w:val="22"/>
         </w:rPr>
         <w:t>B. I, II dan IV</w:t>
       </w:r>
     </w:p>
     <w:p>
-      <w:r>
-        <w:rPr>
-          <w:b w:val="0"/>
+      <w:pPr>
+        <w:spacing w:line="276" w:lineRule="auto" w:after="120"/>
+        <w:jc w:val="left"/>
+      </w:pPr>
+      <w:r>
+        <w:rPr>
+          <w:rFonts w:ascii="Arial" w:hAnsi="Arial" w:cs="Arial"/>
+          <w:b w:val="0"/>
+          <w:color w:val="000000"/>
+          <w:sz w:val="22"/>
         </w:rPr>
         <w:t>C. II, III dan IV</w:t>
       </w:r>
     </w:p>
     <w:p>
-      <w:r>
-        <w:rPr>
-          <w:b w:val="0"/>
+      <w:pPr>
+        <w:spacing w:line="276" w:lineRule="auto" w:after="120"/>
+        <w:jc w:val="left"/>
+      </w:pPr>
+      <w:r>
+        <w:rPr>
+          <w:rFonts w:ascii="Arial" w:hAnsi="Arial" w:cs="Arial"/>
+          <w:b w:val="0"/>
+          <w:color w:val="000000"/>
+          <w:sz w:val="22"/>
         </w:rPr>
         <w:t>D. I, II, III dan IV</w:t>
       </w:r>
     </w:p>
     <w:p>
-      <w:r>
-        <w:rPr>
-          <w:b w:val="0"/>
+      <w:pPr>
+        <w:spacing w:line="276" w:lineRule="auto" w:after="120"/>
+        <w:jc w:val="left"/>
+      </w:pPr>
+      <w:r>
+        <w:rPr>
+          <w:rFonts w:ascii="Arial" w:hAnsi="Arial" w:cs="Arial"/>
+          <w:b w:val="0"/>
+          <w:color w:val="000000"/>
+          <w:sz w:val="22"/>
         </w:rPr>
         <w:t>12. Peralatan Perlindungan Diri (PPE) dipakai untuk meminimumkan pendedahan kepada:</w:t>
       </w:r>
     </w:p>
     <w:p>
-      <w:r>
-        <w:rPr>
-          <w:b w:val="0"/>
+      <w:pPr>
+        <w:spacing w:line="276" w:lineRule="auto" w:after="120"/>
+        <w:jc w:val="left"/>
+      </w:pPr>
+      <w:r>
+        <w:rPr>
+          <w:rFonts w:ascii="Arial" w:hAnsi="Arial" w:cs="Arial"/>
+          <w:b w:val="0"/>
+          <w:color w:val="000000"/>
+          <w:sz w:val="22"/>
         </w:rPr>
         <w:t>A. Kecederaan dan penyakit tempat kerja yang serius</w:t>
       </w:r>
     </w:p>
     <w:p>
-      <w:r>
-        <w:rPr>
-          <w:b w:val="0"/>
+      <w:pPr>
+        <w:spacing w:line="276" w:lineRule="auto" w:after="120"/>
+        <w:jc w:val="left"/>
+      </w:pPr>
+      <w:r>
+        <w:rPr>
+          <w:rFonts w:ascii="Arial" w:hAnsi="Arial" w:cs="Arial"/>
+          <w:b w:val="0"/>
+          <w:color w:val="000000"/>
+          <w:sz w:val="22"/>
         </w:rPr>
         <w:t>B. Kelewatan penghantaran projek</w:t>
       </w:r>
     </w:p>
     <w:p>
-      <w:r>
-        <w:rPr>
-          <w:b w:val="0"/>
+      <w:pPr>
+        <w:spacing w:line="276" w:lineRule="auto" w:after="120"/>
+        <w:jc w:val="left"/>
+      </w:pPr>
+      <w:r>
+        <w:rPr>
+          <w:rFonts w:ascii="Arial" w:hAnsi="Arial" w:cs="Arial"/>
+          <w:b w:val="0"/>
+          <w:color w:val="000000"/>
+          <w:sz w:val="22"/>
         </w:rPr>
         <w:t>C. Kos operasi tambahan</w:t>
       </w:r>
     </w:p>
     <w:p>
-      <w:r>
-        <w:rPr>
-          <w:b w:val="0"/>
+      <w:pPr>
+        <w:spacing w:line="276" w:lineRule="auto" w:after="120"/>
+        <w:jc w:val="left"/>
+      </w:pPr>
+      <w:r>
+        <w:rPr>
+          <w:rFonts w:ascii="Arial" w:hAnsi="Arial" w:cs="Arial"/>
+          <w:b w:val="0"/>
+          <w:color w:val="000000"/>
+          <w:sz w:val="22"/>
         </w:rPr>
         <w:t>D. Konflik dengan pelanggan</w:t>
       </w:r>
     </w:p>
     <w:p>
-      <w:r>
-        <w:rPr>
-          <w:b w:val="0"/>
+      <w:pPr>
+        <w:spacing w:line="276" w:lineRule="auto" w:after="120"/>
+        <w:jc w:val="left"/>
+      </w:pPr>
+      <w:r>
+        <w:rPr>
+          <w:rFonts w:ascii="Arial" w:hAnsi="Arial" w:cs="Arial"/>
+          <w:b w:val="0"/>
+          <w:color w:val="000000"/>
+          <w:sz w:val="22"/>
         </w:rPr>
         <w:t>13. Seorang kru studio mengendalikan storan HDD sensitif tanpa menggunakan anti-static wrist strap. Apakah yang patut dilakukan sebelum mengendalikan peralatan sedemikian, mengikut prinsip pemilihan PPE?</w:t>
       </w:r>
     </w:p>
     <w:p>
-      <w:r>
-        <w:rPr>
-          <w:b w:val="0"/>
+      <w:pPr>
+        <w:spacing w:before="120" w:after="120" w:line="276" w:lineRule="auto"/>
+        <w:jc w:val="left"/>
+      </w:pPr>
+      <w:r>
+        <w:rPr>
+          <w:rFonts w:ascii="Arial" w:hAnsi="Arial" w:cs="Arial"/>
+          <w:b/>
+          <w:color w:val="000000"/>
+          <w:sz w:val="24"/>
         </w:rPr>
         <w:t>I. Kenal pasti had keupayaan PPE</w:t>
       </w:r>
     </w:p>
     <w:p>
-      <w:r>
-        <w:rPr>
-          <w:b w:val="0"/>
+      <w:pPr>
+        <w:spacing w:before="120" w:after="120" w:line="276" w:lineRule="auto"/>
+        <w:jc w:val="left"/>
+      </w:pPr>
+      <w:r>
+        <w:rPr>
+          <w:rFonts w:ascii="Arial" w:hAnsi="Arial" w:cs="Arial"/>
+          <w:b/>
+          <w:color w:val="000000"/>
+          <w:sz w:val="24"/>
         </w:rPr>
         <w:t>II. Pastikan PPE sesuai/muat dengan pekerja</w:t>
       </w:r>
     </w:p>
     <w:p>
-      <w:r>
-        <w:rPr>
-          <w:b w:val="0"/>
+      <w:pPr>
+        <w:spacing w:before="120" w:after="120" w:line="276" w:lineRule="auto"/>
+        <w:jc w:val="left"/>
+      </w:pPr>
+      <w:r>
+        <w:rPr>
+          <w:rFonts w:ascii="Arial" w:hAnsi="Arial" w:cs="Arial"/>
+          <w:b/>
+          <w:color w:val="000000"/>
+          <w:sz w:val="24"/>
         </w:rPr>
         <w:t>III. Kenal pasti jenis PPE sesuai dengan tugas</w:t>
       </w:r>
     </w:p>
     <w:p>
-      <w:r>
-        <w:rPr>
-          <w:b w:val="0"/>
+      <w:pPr>
+        <w:spacing w:before="120" w:after="120" w:line="276" w:lineRule="auto"/>
+        <w:jc w:val="left"/>
+      </w:pPr>
+      <w:r>
+        <w:rPr>
+          <w:rFonts w:ascii="Arial" w:hAnsi="Arial" w:cs="Arial"/>
+          <w:b/>
+          <w:color w:val="000000"/>
+          <w:sz w:val="24"/>
         </w:rPr>
         <w:t>IV. Pastikan reka bentuk dan pembinaan PPE selamat</w:t>
       </w:r>
     </w:p>
     <w:p>
-      <w:r>
-        <w:rPr>
-          <w:b w:val="0"/>
+      <w:pPr>
+        <w:spacing w:line="276" w:lineRule="auto" w:after="120"/>
+        <w:jc w:val="left"/>
+      </w:pPr>
+      <w:r>
+        <w:rPr>
+          <w:rFonts w:ascii="Arial" w:hAnsi="Arial" w:cs="Arial"/>
+          <w:b w:val="0"/>
+          <w:color w:val="000000"/>
+          <w:sz w:val="22"/>
         </w:rPr>
         <w:t>A. I, II dan III</w:t>
       </w:r>
     </w:p>
     <w:p>
-      <w:r>
-        <w:rPr>
-          <w:b w:val="0"/>
+      <w:pPr>
+        <w:spacing w:line="276" w:lineRule="auto" w:after="120"/>
+        <w:jc w:val="left"/>
+      </w:pPr>
+      <w:r>
+        <w:rPr>
+          <w:rFonts w:ascii="Arial" w:hAnsi="Arial" w:cs="Arial"/>
+          <w:b w:val="0"/>
+          <w:color w:val="000000"/>
+          <w:sz w:val="22"/>
         </w:rPr>
         <w:t>B. I, II dan IV</w:t>
       </w:r>
     </w:p>
     <w:p>
-      <w:r>
-        <w:rPr>
-          <w:b w:val="0"/>
+      <w:pPr>
+        <w:spacing w:line="276" w:lineRule="auto" w:after="120"/>
+        <w:jc w:val="left"/>
+      </w:pPr>
+      <w:r>
+        <w:rPr>
+          <w:rFonts w:ascii="Arial" w:hAnsi="Arial" w:cs="Arial"/>
+          <w:b w:val="0"/>
+          <w:color w:val="000000"/>
+          <w:sz w:val="22"/>
         </w:rPr>
         <w:t>C. II, III dan IV</w:t>
       </w:r>
     </w:p>
     <w:p>
-      <w:r>
-        <w:rPr>
-          <w:b w:val="0"/>
+      <w:pPr>
+        <w:spacing w:line="276" w:lineRule="auto" w:after="120"/>
+        <w:jc w:val="left"/>
+      </w:pPr>
+      <w:r>
+        <w:rPr>
+          <w:rFonts w:ascii="Arial" w:hAnsi="Arial" w:cs="Arial"/>
+          <w:b w:val="0"/>
+          <w:color w:val="000000"/>
+          <w:sz w:val="22"/>
         </w:rPr>
         <w:t>D. I, II, III dan IV</w:t>
       </w:r>
     </w:p>
     <w:p>
-      <w:r>
-        <w:rPr>
-          <w:b w:val="0"/>
+      <w:pPr>
+        <w:spacing w:line="276" w:lineRule="auto" w:after="120"/>
+        <w:jc w:val="left"/>
+      </w:pPr>
+      <w:r>
+        <w:rPr>
+          <w:rFonts w:ascii="Arial" w:hAnsi="Arial" w:cs="Arial"/>
+          <w:b w:val="0"/>
+          <w:color w:val="000000"/>
+          <w:sz w:val="22"/>
         </w:rPr>
         <w:t>14. Yang manakah TIDAK dikategorikan sebagai gerakan berbahaya daripada pergerakan mesin (machine motion)?</w:t>
       </w:r>
     </w:p>
     <w:p>
-      <w:r>
-        <w:rPr>
-          <w:b w:val="0"/>
+      <w:pPr>
+        <w:spacing w:line="276" w:lineRule="auto" w:after="120"/>
+        <w:jc w:val="left"/>
+      </w:pPr>
+      <w:r>
+        <w:rPr>
+          <w:rFonts w:ascii="Arial" w:hAnsi="Arial" w:cs="Arial"/>
+          <w:b w:val="0"/>
+          <w:color w:val="000000"/>
+          <w:sz w:val="22"/>
         </w:rPr>
         <w:t>A. Mesin tidak digunakan</w:t>
       </w:r>
     </w:p>
     <w:p>
-      <w:r>
-        <w:rPr>
-          <w:b w:val="0"/>
+      <w:pPr>
+        <w:spacing w:line="276" w:lineRule="auto" w:after="120"/>
+        <w:jc w:val="left"/>
+      </w:pPr>
+      <w:r>
+        <w:rPr>
+          <w:rFonts w:ascii="Arial" w:hAnsi="Arial" w:cs="Arial"/>
+          <w:b w:val="0"/>
+          <w:color w:val="000000"/>
+          <w:sz w:val="22"/>
         </w:rPr>
         <w:t>B. Gerakan melintang</w:t>
       </w:r>
     </w:p>
     <w:p>
-      <w:r>
-        <w:rPr>
-          <w:b w:val="0"/>
+      <w:pPr>
+        <w:spacing w:line="276" w:lineRule="auto" w:after="120"/>
+        <w:jc w:val="left"/>
+      </w:pPr>
+      <w:r>
+        <w:rPr>
+          <w:rFonts w:ascii="Arial" w:hAnsi="Arial" w:cs="Arial"/>
+          <w:b w:val="0"/>
+          <w:color w:val="000000"/>
+          <w:sz w:val="22"/>
         </w:rPr>
         <w:t>C. Gerakan bolak-balik</w:t>
       </w:r>
     </w:p>
     <w:p>
-      <w:r>
-        <w:rPr>
-          <w:b w:val="0"/>
+      <w:pPr>
+        <w:spacing w:line="276" w:lineRule="auto" w:after="120"/>
+        <w:jc w:val="left"/>
+      </w:pPr>
+      <w:r>
+        <w:rPr>
+          <w:rFonts w:ascii="Arial" w:hAnsi="Arial" w:cs="Arial"/>
+          <w:b w:val="0"/>
+          <w:color w:val="000000"/>
+          <w:sz w:val="22"/>
         </w:rPr>
         <w:t>D. Gerakan berputar kolar, gandingan, cam dan klac</w:t>
       </w:r>
     </w:p>
     <w:p>
-      <w:r>
-        <w:rPr>
-          <w:b w:val="0"/>
+      <w:pPr>
+        <w:spacing w:line="276" w:lineRule="auto" w:after="120"/>
+        <w:jc w:val="left"/>
+      </w:pPr>
+      <w:r>
+        <w:rPr>
+          <w:rFonts w:ascii="Arial" w:hAnsi="Arial" w:cs="Arial"/>
+          <w:b w:val="0"/>
+          <w:color w:val="000000"/>
+          <w:sz w:val="22"/>
         </w:rPr>
         <w:t>15. Bukaan pada pagar mekanisme winch sistem rigging lampu didapati melebihi 20 inci daripada bahagian bergerak terdedah terdekat — melebihi had yang dibenarkan Peraturan 2.3 (Opening in fence). Seorang kru muda mencadangkan supaya ia dibiarkan sahaja kerana winch itu "jarang digunakan". Berdasarkan Peraturan 2.2 (pengecualian oleh Ketua Pemeriksa) dan 2.3, apakah tindakan PALING betul oleh penyelia rigging?</w:t>
       </w:r>
     </w:p>
     <w:p>
-      <w:r>
-        <w:rPr>
-          <w:b w:val="0"/>
+      <w:pPr>
+        <w:spacing w:line="276" w:lineRule="auto" w:after="120"/>
+        <w:jc w:val="left"/>
+      </w:pPr>
+      <w:r>
+        <w:rPr>
+          <w:rFonts w:ascii="Arial" w:hAnsi="Arial" w:cs="Arial"/>
+          <w:b w:val="0"/>
+          <w:color w:val="000000"/>
+          <w:sz w:val="22"/>
         </w:rPr>
         <w:t>A. Terima cadangan kru muda kerana kekerapan penggunaan yang rendah membenarkan pengecualian automatik</w:t>
       </w:r>
     </w:p>
     <w:p>
-      <w:r>
-        <w:rPr>
-          <w:b w:val="0"/>
+      <w:pPr>
+        <w:spacing w:line="276" w:lineRule="auto" w:after="120"/>
+        <w:jc w:val="left"/>
+      </w:pPr>
+      <w:r>
+        <w:rPr>
+          <w:rFonts w:ascii="Arial" w:hAnsi="Arial" w:cs="Arial"/>
+          <w:b w:val="0"/>
+          <w:color w:val="000000"/>
+          <w:sz w:val="22"/>
         </w:rPr>
         <w:t>B. Pasang guard-rail tambahan sendiri tanpa merujuk sesiapa, kerana keputusan teknikal boleh dibuat di tapak</w:t>
       </w:r>
     </w:p>
     <w:p>
-      <w:r>
-        <w:rPr>
-          <w:b w:val="0"/>
+      <w:pPr>
+        <w:spacing w:line="276" w:lineRule="auto" w:after="120"/>
+        <w:jc w:val="left"/>
+      </w:pPr>
+      <w:r>
+        <w:rPr>
+          <w:rFonts w:ascii="Arial" w:hAnsi="Arial" w:cs="Arial"/>
+          <w:b w:val="0"/>
+          <w:color w:val="000000"/>
+          <w:sz w:val="22"/>
         </w:rPr>
         <w:t>C. Hentikan penggunaan winch itu, betulkan bukaan pagar supaya mematuhi had 20 inci, dan hanya memohon pengecualian bertulis daripada Ketua Pemeriksa jika pembetulan tidak praktikal</w:t>
       </w:r>
     </w:p>
     <w:p>
-      <w:r>
-        <w:rPr>
-          <w:b w:val="0"/>
+      <w:pPr>
+        <w:spacing w:line="276" w:lineRule="auto" w:after="120"/>
+        <w:jc w:val="left"/>
+      </w:pPr>
+      <w:r>
+        <w:rPr>
+          <w:rFonts w:ascii="Arial" w:hAnsi="Arial" w:cs="Arial"/>
+          <w:b w:val="0"/>
+          <w:color w:val="000000"/>
+          <w:sz w:val="22"/>
         </w:rPr>
         <w:t>D. Teruskan penggunaan winch seperti biasa sementara menunggu jadual penyelenggaraan berkala yang seterusnya</w:t>
       </w:r>
     </w:p>
     <w:p>
-      <w:r>
-        <w:rPr>
-          <w:b w:val="0"/>
+      <w:pPr>
+        <w:spacing w:line="276" w:lineRule="auto" w:after="120"/>
+        <w:jc w:val="left"/>
+      </w:pPr>
+      <w:r>
+        <w:rPr>
+          <w:rFonts w:ascii="Arial" w:hAnsi="Arial" w:cs="Arial"/>
+          <w:b w:val="0"/>
+          <w:color w:val="000000"/>
+          <w:sz w:val="22"/>
         </w:rPr>
         <w:t>16. Seorang teknikal rigging diarahkan mengendalikan mekanisme winch sistem rigging lampu yang bahagian bergigi geraknya tidak dipagar sepenuhnya. Apakah tindakan yang PALING betul?</w:t>
       </w:r>
     </w:p>
     <w:p>
-      <w:r>
-        <w:rPr>
-          <w:b w:val="0"/>
+      <w:pPr>
+        <w:spacing w:line="276" w:lineRule="auto" w:after="120"/>
+        <w:jc w:val="left"/>
+      </w:pPr>
+      <w:r>
+        <w:rPr>
+          <w:rFonts w:ascii="Arial" w:hAnsi="Arial" w:cs="Arial"/>
+          <w:b w:val="0"/>
+          <w:color w:val="000000"/>
+          <w:sz w:val="22"/>
         </w:rPr>
         <w:t>A. Jangan mulakan tugas dan buat tiada apa-apa</w:t>
       </w:r>
     </w:p>
     <w:p>
-      <w:r>
-        <w:rPr>
-          <w:b w:val="0"/>
+      <w:pPr>
+        <w:spacing w:line="276" w:lineRule="auto" w:after="120"/>
+        <w:jc w:val="left"/>
+      </w:pPr>
+      <w:r>
+        <w:rPr>
+          <w:rFonts w:ascii="Arial" w:hAnsi="Arial" w:cs="Arial"/>
+          <w:b w:val="0"/>
+          <w:color w:val="000000"/>
+          <w:sz w:val="22"/>
         </w:rPr>
         <w:t>B. Baca prosedur operasi selamat dan mulakan tugas</w:t>
       </w:r>
     </w:p>
     <w:p>
-      <w:r>
-        <w:rPr>
-          <w:b w:val="0"/>
+      <w:pPr>
+        <w:spacing w:line="276" w:lineRule="auto" w:after="120"/>
+        <w:jc w:val="left"/>
+      </w:pPr>
+      <w:r>
+        <w:rPr>
+          <w:rFonts w:ascii="Arial" w:hAnsi="Arial" w:cs="Arial"/>
+          <w:b w:val="0"/>
+          <w:color w:val="000000"/>
+          <w:sz w:val="22"/>
         </w:rPr>
         <w:t>C. Mulakan mekanisme dan ikut arahan penyelia</w:t>
       </w:r>
     </w:p>
     <w:p>
-      <w:r>
-        <w:rPr>
-          <w:b w:val="0"/>
+      <w:pPr>
+        <w:spacing w:line="276" w:lineRule="auto" w:after="120"/>
+        <w:jc w:val="left"/>
+      </w:pPr>
+      <w:r>
+        <w:rPr>
+          <w:rFonts w:ascii="Arial" w:hAnsi="Arial" w:cs="Arial"/>
+          <w:b w:val="0"/>
+          <w:color w:val="000000"/>
+          <w:sz w:val="22"/>
         </w:rPr>
         <w:t>D. Jangan mulakan tugas dan laporkan keadaan jentera yang tidak selamat kepada penyelia segera</w:t>
       </w:r>
     </w:p>
     <w:p>
-      <w:r>
-        <w:rPr>
-          <w:b w:val="0"/>
+      <w:pPr>
+        <w:spacing w:line="276" w:lineRule="auto" w:after="120"/>
+        <w:jc w:val="left"/>
+      </w:pPr>
+      <w:r>
+        <w:rPr>
+          <w:rFonts w:ascii="Arial" w:hAnsi="Arial" w:cs="Arial"/>
+          <w:b w:val="0"/>
+          <w:color w:val="000000"/>
+          <w:sz w:val="22"/>
         </w:rPr>
         <w:t>17. Mengikut peruntukan kemudahan kebajikan, majikan mesti menyediakan kemudahan seperti:</w:t>
       </w:r>
     </w:p>
     <w:p>
-      <w:r>
-        <w:rPr>
-          <w:b w:val="0"/>
+      <w:pPr>
+        <w:spacing w:before="120" w:after="120" w:line="276" w:lineRule="auto"/>
+        <w:jc w:val="left"/>
+      </w:pPr>
+      <w:r>
+        <w:rPr>
+          <w:rFonts w:ascii="Arial" w:hAnsi="Arial" w:cs="Arial"/>
+          <w:b/>
+          <w:color w:val="000000"/>
+          <w:sz w:val="24"/>
         </w:rPr>
         <w:t>I. Pil ubatan</w:t>
       </w:r>
     </w:p>
     <w:p>
-      <w:r>
-        <w:rPr>
-          <w:b w:val="0"/>
+      <w:pPr>
+        <w:spacing w:before="120" w:after="120" w:line="276" w:lineRule="auto"/>
+        <w:jc w:val="left"/>
+      </w:pPr>
+      <w:r>
+        <w:rPr>
+          <w:rFonts w:ascii="Arial" w:hAnsi="Arial" w:cs="Arial"/>
+          <w:b/>
+          <w:color w:val="000000"/>
+          <w:sz w:val="24"/>
         </w:rPr>
         <w:t>II. Air minuman</w:t>
       </w:r>
     </w:p>
     <w:p>
-      <w:r>
-        <w:rPr>
-          <w:b w:val="0"/>
+      <w:pPr>
+        <w:spacing w:before="120" w:after="120" w:line="276" w:lineRule="auto"/>
+        <w:jc w:val="left"/>
+      </w:pPr>
+      <w:r>
+        <w:rPr>
+          <w:rFonts w:ascii="Arial" w:hAnsi="Arial" w:cs="Arial"/>
+          <w:b/>
+          <w:color w:val="000000"/>
+          <w:sz w:val="24"/>
         </w:rPr>
         <w:t>III. Bilik rehat dan makan</w:t>
       </w:r>
     </w:p>
     <w:p>
-      <w:r>
-        <w:rPr>
-          <w:b w:val="0"/>
+      <w:pPr>
+        <w:spacing w:before="120" w:after="120" w:line="276" w:lineRule="auto"/>
+        <w:jc w:val="left"/>
+      </w:pPr>
+      <w:r>
+        <w:rPr>
+          <w:rFonts w:ascii="Arial" w:hAnsi="Arial" w:cs="Arial"/>
+          <w:b/>
+          <w:color w:val="000000"/>
+          <w:sz w:val="24"/>
         </w:rPr>
         <w:t>IV. Kemudahan sanitasi dan pencucian</w:t>
       </w:r>
     </w:p>
     <w:p>
-      <w:r>
-        <w:rPr>
-          <w:b w:val="0"/>
+      <w:pPr>
+        <w:spacing w:line="276" w:lineRule="auto" w:after="120"/>
+        <w:jc w:val="left"/>
+      </w:pPr>
+      <w:r>
+        <w:rPr>
+          <w:rFonts w:ascii="Arial" w:hAnsi="Arial" w:cs="Arial"/>
+          <w:b w:val="0"/>
+          <w:color w:val="000000"/>
+          <w:sz w:val="22"/>
         </w:rPr>
         <w:t>A. I, II dan III</w:t>
       </w:r>
     </w:p>
     <w:p>
-      <w:r>
-        <w:rPr>
-          <w:b w:val="0"/>
+      <w:pPr>
+        <w:spacing w:line="276" w:lineRule="auto" w:after="120"/>
+        <w:jc w:val="left"/>
+      </w:pPr>
+      <w:r>
+        <w:rPr>
+          <w:rFonts w:ascii="Arial" w:hAnsi="Arial" w:cs="Arial"/>
+          <w:b w:val="0"/>
+          <w:color w:val="000000"/>
+          <w:sz w:val="22"/>
         </w:rPr>
         <w:t>B. I, II dan IV</w:t>
       </w:r>
     </w:p>
     <w:p>
-      <w:r>
-        <w:rPr>
-          <w:b w:val="0"/>
+      <w:pPr>
+        <w:spacing w:line="276" w:lineRule="auto" w:after="120"/>
+        <w:jc w:val="left"/>
+      </w:pPr>
+      <w:r>
+        <w:rPr>
+          <w:rFonts w:ascii="Arial" w:hAnsi="Arial" w:cs="Arial"/>
+          <w:b w:val="0"/>
+          <w:color w:val="000000"/>
+          <w:sz w:val="22"/>
         </w:rPr>
         <w:t>C. II, III dan IV</w:t>
       </w:r>
     </w:p>
     <w:p>
-      <w:r>
-        <w:rPr>
-          <w:b w:val="0"/>
+      <w:pPr>
+        <w:spacing w:line="276" w:lineRule="auto" w:after="120"/>
+        <w:jc w:val="left"/>
+      </w:pPr>
+      <w:r>
+        <w:rPr>
+          <w:rFonts w:ascii="Arial" w:hAnsi="Arial" w:cs="Arial"/>
+          <w:b w:val="0"/>
+          <w:color w:val="000000"/>
+          <w:sz w:val="22"/>
         </w:rPr>
         <w:t>D. I, II, III dan IV</w:t>
       </w:r>
     </w:p>
     <w:p>
-      <w:r>
-        <w:rPr>
-          <w:b w:val="0"/>
+      <w:pPr>
+        <w:spacing w:line="276" w:lineRule="auto" w:after="120"/>
+        <w:jc w:val="left"/>
+      </w:pPr>
+      <w:r>
+        <w:rPr>
+          <w:rFonts w:ascii="Arial" w:hAnsi="Arial" w:cs="Arial"/>
+          <w:b w:val="0"/>
+          <w:color w:val="000000"/>
+          <w:sz w:val="22"/>
         </w:rPr>
         <w:t>18. Bilik server storan studio menjana haba berterusan sepanjang hari operasi. Peruntukan kemudahan kesihatan manakah yang PALING relevan untuk mengelakkan kegagalan storan HDD/SSD akibat haba berlebihan?</w:t>
       </w:r>
     </w:p>
     <w:p>
-      <w:r>
-        <w:rPr>
-          <w:b w:val="0"/>
+      <w:pPr>
+        <w:spacing w:line="276" w:lineRule="auto" w:after="120"/>
+        <w:jc w:val="left"/>
+      </w:pPr>
+      <w:r>
+        <w:rPr>
+          <w:rFonts w:ascii="Arial" w:hAnsi="Arial" w:cs="Arial"/>
+          <w:b w:val="0"/>
+          <w:color w:val="000000"/>
+          <w:sz w:val="22"/>
         </w:rPr>
         <w:t>A. Pencahayaan</w:t>
       </w:r>
     </w:p>
     <w:p>
-      <w:r>
-        <w:rPr>
-          <w:b w:val="0"/>
+      <w:pPr>
+        <w:spacing w:line="276" w:lineRule="auto" w:after="120"/>
+        <w:jc w:val="left"/>
+      </w:pPr>
+      <w:r>
+        <w:rPr>
+          <w:rFonts w:ascii="Arial" w:hAnsi="Arial" w:cs="Arial"/>
+          <w:b w:val="0"/>
+          <w:color w:val="000000"/>
+          <w:sz w:val="22"/>
         </w:rPr>
         <w:t>B. Pengudaraan</w:t>
       </w:r>
     </w:p>
     <w:p>
-      <w:r>
-        <w:rPr>
-          <w:b w:val="0"/>
+      <w:pPr>
+        <w:spacing w:line="276" w:lineRule="auto" w:after="120"/>
+        <w:jc w:val="left"/>
+      </w:pPr>
+      <w:r>
+        <w:rPr>
+          <w:rFonts w:ascii="Arial" w:hAnsi="Arial" w:cs="Arial"/>
+          <w:b w:val="0"/>
+          <w:color w:val="000000"/>
+          <w:sz w:val="22"/>
         </w:rPr>
         <w:t>C. Kemudahan sanitasi</w:t>
       </w:r>
     </w:p>
     <w:p>
-      <w:r>
-        <w:rPr>
-          <w:b w:val="0"/>
+      <w:pPr>
+        <w:spacing w:line="276" w:lineRule="auto" w:after="120"/>
+        <w:jc w:val="left"/>
+      </w:pPr>
+      <w:r>
+        <w:rPr>
+          <w:rFonts w:ascii="Arial" w:hAnsi="Arial" w:cs="Arial"/>
+          <w:b w:val="0"/>
+          <w:color w:val="000000"/>
+          <w:sz w:val="22"/>
         </w:rPr>
         <w:t>D. Ruang penyimpanan pakaian</w:t>
       </w:r>
     </w:p>
     <w:p>
-      <w:r>
-        <w:rPr>
-          <w:b w:val="0"/>
+      <w:pPr>
+        <w:spacing w:line="276" w:lineRule="auto" w:after="120"/>
+        <w:jc w:val="left"/>
+      </w:pPr>
+      <w:r>
+        <w:rPr>
+          <w:rFonts w:ascii="Arial" w:hAnsi="Arial" w:cs="Arial"/>
+          <w:b w:val="0"/>
+          <w:color w:val="000000"/>
+          <w:sz w:val="22"/>
         </w:rPr>
         <w:t>19. Antara berikut, yang manakah merupakan isu alam sekitar semasa yang disebabkan oleh manusia?</w:t>
       </w:r>
     </w:p>
     <w:p>
-      <w:r>
-        <w:rPr>
-          <w:b w:val="0"/>
+      <w:pPr>
+        <w:spacing w:before="120" w:after="120" w:line="276" w:lineRule="auto"/>
+        <w:jc w:val="left"/>
+      </w:pPr>
+      <w:r>
+        <w:rPr>
+          <w:rFonts w:ascii="Arial" w:hAnsi="Arial" w:cs="Arial"/>
+          <w:b/>
+          <w:color w:val="000000"/>
+          <w:sz w:val="24"/>
         </w:rPr>
         <w:t>I. Pencemaran air, udara dan tanah</w:t>
       </w:r>
     </w:p>
     <w:p>
-      <w:r>
-        <w:rPr>
-          <w:b w:val="0"/>
+      <w:pPr>
+        <w:spacing w:before="120" w:after="120" w:line="276" w:lineRule="auto"/>
+        <w:jc w:val="left"/>
+      </w:pPr>
+      <w:r>
+        <w:rPr>
+          <w:rFonts w:ascii="Arial" w:hAnsi="Arial" w:cs="Arial"/>
+          <w:b/>
+          <w:color w:val="000000"/>
+          <w:sz w:val="24"/>
         </w:rPr>
         <w:t>II. Pemanasan global, kesan rumah hijau dan haba bandar</w:t>
       </w:r>
     </w:p>
     <w:p>
-      <w:r>
-        <w:rPr>
-          <w:b w:val="0"/>
+      <w:pPr>
+        <w:spacing w:before="120" w:after="120" w:line="276" w:lineRule="auto"/>
+        <w:jc w:val="left"/>
+      </w:pPr>
+      <w:r>
+        <w:rPr>
+          <w:rFonts w:ascii="Arial" w:hAnsi="Arial" w:cs="Arial"/>
+          <w:b/>
+          <w:color w:val="000000"/>
+          <w:sz w:val="24"/>
         </w:rPr>
         <w:t>III. Penipisan lapisan ozon, hujan asid dan sisa isi rumah</w:t>
       </w:r>
     </w:p>
     <w:p>
-      <w:r>
-        <w:rPr>
-          <w:b w:val="0"/>
+      <w:pPr>
+        <w:spacing w:before="120" w:after="120" w:line="276" w:lineRule="auto"/>
+        <w:jc w:val="left"/>
+      </w:pPr>
+      <w:r>
+        <w:rPr>
+          <w:rFonts w:ascii="Arial" w:hAnsi="Arial" w:cs="Arial"/>
+          <w:b/>
+          <w:color w:val="000000"/>
+          <w:sz w:val="24"/>
         </w:rPr>
         <w:t>IV. Penebangan hutan untuk tempat tinggal, pertanian dan industri</w:t>
       </w:r>
     </w:p>
     <w:p>
-      <w:r>
-        <w:rPr>
-          <w:b w:val="0"/>
+      <w:pPr>
+        <w:spacing w:line="276" w:lineRule="auto" w:after="120"/>
+        <w:jc w:val="left"/>
+      </w:pPr>
+      <w:r>
+        <w:rPr>
+          <w:rFonts w:ascii="Arial" w:hAnsi="Arial" w:cs="Arial"/>
+          <w:b w:val="0"/>
+          <w:color w:val="000000"/>
+          <w:sz w:val="22"/>
         </w:rPr>
         <w:t>A. I, II dan III</w:t>
       </w:r>
     </w:p>
     <w:p>
-      <w:r>
-        <w:rPr>
-          <w:b w:val="0"/>
+      <w:pPr>
+        <w:spacing w:line="276" w:lineRule="auto" w:after="120"/>
+        <w:jc w:val="left"/>
+      </w:pPr>
+      <w:r>
+        <w:rPr>
+          <w:rFonts w:ascii="Arial" w:hAnsi="Arial" w:cs="Arial"/>
+          <w:b w:val="0"/>
+          <w:color w:val="000000"/>
+          <w:sz w:val="22"/>
         </w:rPr>
         <w:t>B. I, II dan IV</w:t>
       </w:r>
     </w:p>
     <w:p>
-      <w:r>
-        <w:rPr>
-          <w:b w:val="0"/>
+      <w:pPr>
+        <w:spacing w:line="276" w:lineRule="auto" w:after="120"/>
+        <w:jc w:val="left"/>
+      </w:pPr>
+      <w:r>
+        <w:rPr>
+          <w:rFonts w:ascii="Arial" w:hAnsi="Arial" w:cs="Arial"/>
+          <w:b w:val="0"/>
+          <w:color w:val="000000"/>
+          <w:sz w:val="22"/>
         </w:rPr>
         <w:t>C. II, III dan IV</w:t>
       </w:r>
     </w:p>
     <w:p>
-      <w:r>
-        <w:rPr>
-          <w:b w:val="0"/>
+      <w:pPr>
+        <w:spacing w:line="276" w:lineRule="auto" w:after="120"/>
+        <w:jc w:val="left"/>
+      </w:pPr>
+      <w:r>
+        <w:rPr>
+          <w:rFonts w:ascii="Arial" w:hAnsi="Arial" w:cs="Arial"/>
+          <w:b w:val="0"/>
+          <w:color w:val="000000"/>
+          <w:sz w:val="22"/>
         </w:rPr>
         <w:t>D. I, II, III dan IV</w:t>
       </w:r>
     </w:p>
     <w:p>
-      <w:r>
-        <w:rPr>
-          <w:b w:val="0"/>
+      <w:pPr>
+        <w:spacing w:line="276" w:lineRule="auto" w:after="120"/>
+        <w:jc w:val="left"/>
+      </w:pPr>
+      <w:r>
+        <w:rPr>
+          <w:rFonts w:ascii="Arial" w:hAnsi="Arial" w:cs="Arial"/>
+          <w:b w:val="0"/>
+          <w:color w:val="000000"/>
+          <w:sz w:val="22"/>
         </w:rPr>
         <w:t>20. Sebuah studio penyuntingan video mempunyai banyak storan HDD lama dan kabel rosak yang tidak lagi digunakan. Mengikut prinsip kesedaran alam sekitar dalam Akta Kualiti Alam Sekeliling 1974, apakah tindakan yang PALING sesuai?</w:t>
       </w:r>
     </w:p>
     <w:p>
-      <w:r>
-        <w:rPr>
-          <w:b w:val="0"/>
+      <w:pPr>
+        <w:spacing w:line="276" w:lineRule="auto" w:after="120"/>
+        <w:jc w:val="left"/>
+      </w:pPr>
+      <w:r>
+        <w:rPr>
+          <w:rFonts w:ascii="Arial" w:hAnsi="Arial" w:cs="Arial"/>
+          <w:b w:val="0"/>
+          <w:color w:val="000000"/>
+          <w:sz w:val="22"/>
         </w:rPr>
         <w:t>A. Buang bersama sisa pejabat biasa</w:t>
       </w:r>
     </w:p>
     <w:p>
-      <w:r>
-        <w:rPr>
-          <w:b w:val="0"/>
+      <w:pPr>
+        <w:spacing w:line="276" w:lineRule="auto" w:after="120"/>
+        <w:jc w:val="left"/>
+      </w:pPr>
+      <w:r>
+        <w:rPr>
+          <w:rFonts w:ascii="Arial" w:hAnsi="Arial" w:cs="Arial"/>
+          <w:b w:val="0"/>
+          <w:color w:val="000000"/>
+          <w:sz w:val="22"/>
         </w:rPr>
         <w:t>B. Simpan selama-lamanya tanpa pelupusan</w:t>
       </w:r>
     </w:p>
     <w:p>
-      <w:r>
-        <w:rPr>
-          <w:b w:val="0"/>
+      <w:pPr>
+        <w:spacing w:line="276" w:lineRule="auto" w:after="120"/>
+        <w:jc w:val="left"/>
+      </w:pPr>
+      <w:r>
+        <w:rPr>
+          <w:rFonts w:ascii="Arial" w:hAnsi="Arial" w:cs="Arial"/>
+          <w:b w:val="0"/>
+          <w:color w:val="000000"/>
+          <w:sz w:val="22"/>
         </w:rPr>
         <w:t>C. Hantar kepada pusat kitar semula e-waste berdaftar</w:t>
       </w:r>
     </w:p>
     <w:p>
-      <w:r>
-        <w:rPr>
-          <w:b w:val="0"/>
+      <w:pPr>
+        <w:spacing w:line="276" w:lineRule="auto" w:after="120"/>
+        <w:jc w:val="left"/>
+      </w:pPr>
+      <w:r>
+        <w:rPr>
+          <w:rFonts w:ascii="Arial" w:hAnsi="Arial" w:cs="Arial"/>
+          <w:b w:val="0"/>
+          <w:color w:val="000000"/>
+          <w:sz w:val="22"/>
         </w:rPr>
         <w:t>D. Bakar di kawasan studio</w:t>
       </w:r>
     </w:p>
     <w:p>
-      <w:r>
-        <w:rPr>
-          <w:b w:val="0"/>
+      <w:pPr>
+        <w:spacing w:line="276" w:lineRule="auto" w:after="120"/>
+        <w:jc w:val="left"/>
+      </w:pPr>
+      <w:r>
+        <w:rPr>
+          <w:rFonts w:ascii="Arial" w:hAnsi="Arial" w:cs="Arial"/>
+          <w:b w:val="0"/>
+          <w:color w:val="000000"/>
+          <w:sz w:val="22"/>
         </w:rPr>
         <w:t>##</w:t>
       </w:r>
@@ -2534,9 +3442,9 @@
           <w:between w:space="0" w:sz="0" w:val="nil"/>
         </w:pBdr>
         <w:shd w:fill="auto" w:val="clear"/>
-        <w:spacing w:after="0" w:before="0" w:line="240" w:lineRule="auto"/>
+        <w:spacing w:after="120" w:before="120" w:line="276" w:lineRule="auto"/>
         <w:ind w:left="0" w:right="3741.7205810546875" w:firstLine="0"/>
-        <w:jc w:val="right"/>
+        <w:jc w:val="left"/>
         <w:rPr>
           <w:rFonts w:ascii="Arial" w:cs="Arial" w:eastAsia="Arial" w:hAnsi="Arial"/>
           <w:b w:val="1"/>
@@ -2554,7 +3462,7 @@
       <w:r>
         <w:rPr>
           <w:rFonts w:ascii="Arial" w:cs="Arial" w:eastAsia="Arial" w:hAnsi="Arial"/>
-          <w:b w:val="1"/>
+          <w:b/>
           <w:i w:val="0"/>
           <w:smallCaps w:val="0"/>
           <w:strike w:val="0"/>
@@ -2571,7 +3479,7 @@
       <w:r>
         <w:rPr>
           <w:rFonts w:ascii="Arial" w:cs="Arial" w:eastAsia="Arial" w:hAnsi="Arial"/>
-          <w:b w:val="1"/>
+          <w:b/>
           <w:i w:val="0"/>
           <w:smallCaps w:val="0"/>
           <w:strike w:val="0"/>
@@ -2587,102 +3495,282 @@
       </w:r>
     </w:p>
     <w:p>
-      <w:r>
+      <w:pPr>
+        <w:spacing w:line="276" w:lineRule="auto" w:after="120"/>
+        <w:jc w:val="left"/>
+      </w:pPr>
+      <w:r>
+        <w:rPr>
+          <w:rFonts w:ascii="Arial" w:hAnsi="Arial" w:cs="Arial"/>
+          <w:color w:val="000000"/>
+          <w:sz w:val="22"/>
+        </w:rPr>
         <w:t>1 D   (KP4.1 Bab 2 (Akta OSHA/FMA))</w:t>
       </w:r>
     </w:p>
     <w:p>
-      <w:r>
+      <w:pPr>
+        <w:spacing w:line="276" w:lineRule="auto" w:after="120"/>
+        <w:jc w:val="left"/>
+      </w:pPr>
+      <w:r>
+        <w:rPr>
+          <w:rFonts w:ascii="Arial" w:hAnsi="Arial" w:cs="Arial"/>
+          <w:color w:val="000000"/>
+          <w:sz w:val="22"/>
+        </w:rPr>
         <w:t>2 C   (KP4.1 Bab 2.1)</w:t>
       </w:r>
     </w:p>
     <w:p>
-      <w:r>
+      <w:pPr>
+        <w:spacing w:line="276" w:lineRule="auto" w:after="120"/>
+        <w:jc w:val="left"/>
+      </w:pPr>
+      <w:r>
+        <w:rPr>
+          <w:rFonts w:ascii="Arial" w:hAnsi="Arial" w:cs="Arial"/>
+          <w:color w:val="000000"/>
+          <w:sz w:val="22"/>
+        </w:rPr>
         <w:t>3 D   (KP4.2a Bab 2.6 (Emergency Evacuation Procedure))</w:t>
       </w:r>
     </w:p>
     <w:p>
-      <w:r>
+      <w:pPr>
+        <w:spacing w:line="276" w:lineRule="auto" w:after="120"/>
+        <w:jc w:val="left"/>
+      </w:pPr>
+      <w:r>
+        <w:rPr>
+          <w:rFonts w:ascii="Arial" w:hAnsi="Arial" w:cs="Arial"/>
+          <w:color w:val="000000"/>
+          <w:sz w:val="22"/>
+        </w:rPr>
         <w:t>4 B   (KP4.2b Bab 2.1/2.5 (Fencing Machinery))</w:t>
       </w:r>
     </w:p>
     <w:p>
-      <w:r>
+      <w:pPr>
+        <w:spacing w:line="276" w:lineRule="auto" w:after="120"/>
+        <w:jc w:val="left"/>
+      </w:pPr>
+      <w:r>
+        <w:rPr>
+          <w:rFonts w:ascii="Arial" w:hAnsi="Arial" w:cs="Arial"/>
+          <w:color w:val="000000"/>
+          <w:sz w:val="22"/>
+        </w:rPr>
         <w:t>5 D   (KP4.2a Bab 1.1(i))</w:t>
       </w:r>
     </w:p>
     <w:p>
-      <w:r>
+      <w:pPr>
+        <w:spacing w:line="276" w:lineRule="auto" w:after="120"/>
+        <w:jc w:val="left"/>
+      </w:pPr>
+      <w:r>
+        <w:rPr>
+          <w:rFonts w:ascii="Arial" w:hAnsi="Arial" w:cs="Arial"/>
+          <w:color w:val="000000"/>
+          <w:sz w:val="22"/>
+        </w:rPr>
         <w:t>6 B   (KP4.2a Bab 1.1(i))</w:t>
       </w:r>
     </w:p>
     <w:p>
-      <w:r>
+      <w:pPr>
+        <w:spacing w:line="276" w:lineRule="auto" w:after="120"/>
+        <w:jc w:val="left"/>
+      </w:pPr>
+      <w:r>
+        <w:rPr>
+          <w:rFonts w:ascii="Arial" w:hAnsi="Arial" w:cs="Arial"/>
+          <w:color w:val="000000"/>
+          <w:sz w:val="22"/>
+        </w:rPr>
         <w:t>7 B   (KP4.2a Bab 1.1(ii))</w:t>
       </w:r>
     </w:p>
     <w:p>
-      <w:r>
+      <w:pPr>
+        <w:spacing w:line="276" w:lineRule="auto" w:after="120"/>
+        <w:jc w:val="left"/>
+      </w:pPr>
+      <w:r>
+        <w:rPr>
+          <w:rFonts w:ascii="Arial" w:hAnsi="Arial" w:cs="Arial"/>
+          <w:color w:val="000000"/>
+          <w:sz w:val="22"/>
+        </w:rPr>
         <w:t>8 B   (KP4.2a Bab 1.1(ii)(a))</w:t>
       </w:r>
     </w:p>
     <w:p>
-      <w:r>
+      <w:pPr>
+        <w:spacing w:line="276" w:lineRule="auto" w:after="120"/>
+        <w:jc w:val="left"/>
+      </w:pPr>
+      <w:r>
+        <w:rPr>
+          <w:rFonts w:ascii="Arial" w:hAnsi="Arial" w:cs="Arial"/>
+          <w:color w:val="000000"/>
+          <w:sz w:val="22"/>
+        </w:rPr>
         <w:t>9 A   (KP4.2a Bab 1.1)</w:t>
       </w:r>
     </w:p>
     <w:p>
-      <w:r>
+      <w:pPr>
+        <w:spacing w:line="276" w:lineRule="auto" w:after="120"/>
+        <w:jc w:val="left"/>
+      </w:pPr>
+      <w:r>
+        <w:rPr>
+          <w:rFonts w:ascii="Arial" w:hAnsi="Arial" w:cs="Arial"/>
+          <w:color w:val="000000"/>
+          <w:sz w:val="22"/>
+        </w:rPr>
         <w:t>10 D   (KP4.2a Bab 1.2)</w:t>
       </w:r>
     </w:p>
     <w:p>
-      <w:r>
+      <w:pPr>
+        <w:spacing w:line="276" w:lineRule="auto" w:after="120"/>
+        <w:jc w:val="left"/>
+      </w:pPr>
+      <w:r>
+        <w:rPr>
+          <w:rFonts w:ascii="Arial" w:hAnsi="Arial" w:cs="Arial"/>
+          <w:color w:val="000000"/>
+          <w:sz w:val="22"/>
+        </w:rPr>
         <w:t>11 B   (KP4.2a Bab 2.2(i))</w:t>
       </w:r>
     </w:p>
     <w:p>
-      <w:r>
+      <w:pPr>
+        <w:spacing w:line="276" w:lineRule="auto" w:after="120"/>
+        <w:jc w:val="left"/>
+      </w:pPr>
+      <w:r>
+        <w:rPr>
+          <w:rFonts w:ascii="Arial" w:hAnsi="Arial" w:cs="Arial"/>
+          <w:color w:val="000000"/>
+          <w:sz w:val="22"/>
+        </w:rPr>
         <w:t>12 A   (KP4.2a Bab 3)</w:t>
       </w:r>
     </w:p>
     <w:p>
-      <w:r>
+      <w:pPr>
+        <w:spacing w:line="276" w:lineRule="auto" w:after="120"/>
+        <w:jc w:val="left"/>
+      </w:pPr>
+      <w:r>
+        <w:rPr>
+          <w:rFonts w:ascii="Arial" w:hAnsi="Arial" w:cs="Arial"/>
+          <w:color w:val="000000"/>
+          <w:sz w:val="22"/>
+        </w:rPr>
         <w:t>13 D   (KP4.2a Bab 3.1)</w:t>
       </w:r>
     </w:p>
     <w:p>
-      <w:r>
+      <w:pPr>
+        <w:spacing w:line="276" w:lineRule="auto" w:after="120"/>
+        <w:jc w:val="left"/>
+      </w:pPr>
+      <w:r>
+        <w:rPr>
+          <w:rFonts w:ascii="Arial" w:hAnsi="Arial" w:cs="Arial"/>
+          <w:color w:val="000000"/>
+          <w:sz w:val="22"/>
+        </w:rPr>
         <w:t>14 A   (KP4.2b Bab 1)</w:t>
       </w:r>
     </w:p>
     <w:p>
-      <w:r>
+      <w:pPr>
+        <w:spacing w:line="276" w:lineRule="auto" w:after="120"/>
+        <w:jc w:val="left"/>
+      </w:pPr>
+      <w:r>
+        <w:rPr>
+          <w:rFonts w:ascii="Arial" w:hAnsi="Arial" w:cs="Arial"/>
+          <w:color w:val="000000"/>
+          <w:sz w:val="22"/>
+        </w:rPr>
         <w:t>15 C   (KP4.2b Bab 2.2/2.3 (Fencing Machinery — pengecualian &amp; had bukaan pagar))</w:t>
       </w:r>
     </w:p>
     <w:p>
-      <w:r>
+      <w:pPr>
+        <w:spacing w:line="276" w:lineRule="auto" w:after="120"/>
+        <w:jc w:val="left"/>
+      </w:pPr>
+      <w:r>
+        <w:rPr>
+          <w:rFonts w:ascii="Arial" w:hAnsi="Arial" w:cs="Arial"/>
+          <w:color w:val="000000"/>
+          <w:sz w:val="22"/>
+        </w:rPr>
         <w:t>16 D   (KP4.2b Bab 2.1/2.5)</w:t>
       </w:r>
     </w:p>
     <w:p>
-      <w:r>
+      <w:pPr>
+        <w:spacing w:line="276" w:lineRule="auto" w:after="120"/>
+        <w:jc w:val="left"/>
+      </w:pPr>
+      <w:r>
+        <w:rPr>
+          <w:rFonts w:ascii="Arial" w:hAnsi="Arial" w:cs="Arial"/>
+          <w:color w:val="000000"/>
+          <w:sz w:val="22"/>
+        </w:rPr>
         <w:t>17 C   (KP4.2c Bab 1)</w:t>
       </w:r>
     </w:p>
     <w:p>
-      <w:r>
+      <w:pPr>
+        <w:spacing w:line="276" w:lineRule="auto" w:after="120"/>
+        <w:jc w:val="left"/>
+      </w:pPr>
+      <w:r>
+        <w:rPr>
+          <w:rFonts w:ascii="Arial" w:hAnsi="Arial" w:cs="Arial"/>
+          <w:color w:val="000000"/>
+          <w:sz w:val="22"/>
+        </w:rPr>
         <w:t>18 B   (KP4.2c Bab 2.1)</w:t>
       </w:r>
     </w:p>
     <w:p>
-      <w:r>
+      <w:pPr>
+        <w:spacing w:line="276" w:lineRule="auto" w:after="120"/>
+        <w:jc w:val="left"/>
+      </w:pPr>
+      <w:r>
+        <w:rPr>
+          <w:rFonts w:ascii="Arial" w:hAnsi="Arial" w:cs="Arial"/>
+          <w:color w:val="000000"/>
+          <w:sz w:val="22"/>
+        </w:rPr>
         <w:t>19 D   (KP4.3 Bab 1.1)</w:t>
       </w:r>
     </w:p>
     <w:p>
-      <w:r>
+      <w:pPr>
+        <w:spacing w:line="276" w:lineRule="auto" w:after="120"/>
+        <w:jc w:val="left"/>
+      </w:pPr>
+      <w:r>
+        <w:rPr>
+          <w:rFonts w:ascii="Arial" w:hAnsi="Arial" w:cs="Arial"/>
+          <w:color w:val="000000"/>
+          <w:sz w:val="22"/>
+        </w:rPr>
         <w:t>20 C   (KP4.3 Bab 1.1(vi))</w:t>
       </w:r>
     </w:p>
